--- a/워드/A1_학생용_워크북.docx
+++ b/워드/A1_학생용_워크북.docx
@@ -2628,7 +2628,7 @@
           <w:b w:val="0"/>
           <w:sz w:val="20"/>
         </w:rPr>
-        <w:t>☐  질문 5개를 받았다</w:t>
+        <w:t>☐  AI가 준 질문을 기록 칸에 붙여넣었다</w:t>
       </w:r>
     </w:p>
     <w:p>
@@ -2642,7 +2642,7 @@
           <w:b w:val="0"/>
           <w:sz w:val="20"/>
         </w:rPr>
-        <w:t>☐  그중 내가 생각하지 못했던 질문이 1개 이상 있다</w:t>
+        <w:t>☐  그중 내가 생각하지 못했던 질문이 있는지 확인했다 (없으면 ‘없음’이라고 적었다)</w:t>
       </w:r>
     </w:p>
     <w:p>
@@ -3657,7 +3657,7 @@
           <w:b w:val="0"/>
           <w:sz w:val="20"/>
         </w:rPr>
-        <w:t>☐  본문 없이 항목만 받았다</w:t>
+        <w:t>☐  본문 없이 항목만 받았는지 확인했다 (본문이 딸려 왔으면 다시 요청했다)</w:t>
       </w:r>
     </w:p>
     <w:p>
@@ -3671,7 +3671,7 @@
           <w:b w:val="0"/>
           <w:sz w:val="20"/>
         </w:rPr>
-        <w:t>☐  ‘결정 사항’과 ‘할 일’ 항목이 있다</w:t>
+        <w:t>☐  ‘결정 사항’과 ‘할 일’ 항목이 있는지 확인했다 (없으면 추가 요청했다)</w:t>
       </w:r>
     </w:p>
     <w:p>
@@ -4845,7 +4845,7 @@
           <w:b w:val="0"/>
           <w:sz w:val="20"/>
         </w:rPr>
-        <w:t>☐  뼈대 순서대로 나왔다</w:t>
+        <w:t>☐  뼈대 순서대로 나왔는지 대조했다 (다르면 다시 요청했다)</w:t>
       </w:r>
     </w:p>
     <w:p>
@@ -4859,7 +4859,7 @@
           <w:b w:val="0"/>
           <w:sz w:val="20"/>
         </w:rPr>
-        <w:t>☐  ‘할 일’이 표로 되어 있다</w:t>
+        <w:t>☐  ‘할 일’이 표로 되어 있는지 확인했다 (아니면 다시 요청했다)</w:t>
       </w:r>
     </w:p>
     <w:p>
@@ -4887,7 +4887,7 @@
           <w:b w:val="0"/>
           <w:sz w:val="20"/>
         </w:rPr>
-        <w:t>☐  친구 실명이 들어가지 않았다</w:t>
+        <w:t>☐  친구 실명이 들어갔는지 훑어보았다 (있으면 고쳤다)</w:t>
       </w:r>
     </w:p>
     <w:p>
@@ -5894,7 +5894,7 @@
           <w:b w:val="0"/>
           <w:sz w:val="20"/>
         </w:rPr>
-        <w:t>☐  그 항목만 다시 받았다</w:t>
+        <w:t>☐  그 항목만 다시 받았는지 확인했다 (전체가 다시 왔으면 앞의 수정이 살아 있는지 확인했다)</w:t>
       </w:r>
     </w:p>
     <w:p>
@@ -6903,7 +6903,7 @@
           <w:b w:val="0"/>
           <w:sz w:val="20"/>
         </w:rPr>
-        <w:t>☐  결석자 관점 지적을 받았다</w:t>
+        <w:t>☐  결석자 관점 지적을 받아 읽어 보았다</w:t>
       </w:r>
     </w:p>
     <w:p>
@@ -6917,7 +6917,7 @@
           <w:b w:val="0"/>
           <w:sz w:val="20"/>
         </w:rPr>
-        <w:t>☐  읽는 사람 관점 지적을 받았다</w:t>
+        <w:t>☐  읽는 사람 관점 지적을 받아 읽어 보았다</w:t>
       </w:r>
     </w:p>
     <w:p>
@@ -7907,7 +7907,7 @@
           <w:b w:val="0"/>
           <w:sz w:val="20"/>
         </w:rPr>
-        <w:t>☐  짝과 서로 회의록을 바꿔 읽었다</w:t>
+        <w:t>☐  회의록을 기준에 따라 읽어 보았다 (짝과 바꿔 읽거나, 혼자면 소리 내어 읽었다)</w:t>
       </w:r>
     </w:p>
     <w:p>

--- a/워드/A1_학생용_워크북.docx
+++ b/워드/A1_학생용_워크북.docx
@@ -1995,6 +1995,81 @@
         <w:t>▷ 기록 — AI가 정리한 ‘가장 중요한 결정’ 한 문장을 붙여넣으세요</w:t>
       </w:r>
     </w:p>
+    <w:p>
+      <w:pPr>
+        <w:spacing w:before="0" w:after="0"/>
+        <w:ind w:left="170"/>
+      </w:pPr>
+      <w:r>
+        <w:rPr>
+          <w:rFonts w:ascii="맑은 고딕" w:hAnsi="맑은 고딕" w:eastAsia="맑은 고딕"/>
+          <w:b w:val="0"/>
+          <w:color w:val="9AA4B2"/>
+          <w:sz w:val="18"/>
+        </w:rPr>
+        <w:t>이 회의의 가장 중요한 결정은</w:t>
+      </w:r>
+    </w:p>
+    <w:p>
+      <w:pPr>
+        <w:spacing w:before="0" w:after="0"/>
+        <w:ind w:left="170"/>
+      </w:pPr>
+      <w:r>
+        <w:rPr>
+          <w:rFonts w:ascii="맑은 고딕" w:hAnsi="맑은 고딕" w:eastAsia="맑은 고딕"/>
+          <w:b w:val="0"/>
+          <w:color w:val="9AA4B2"/>
+          <w:sz w:val="18"/>
+        </w:rPr>
+        <w:t xml:space="preserve">→ </w:t>
+      </w:r>
+    </w:p>
+    <w:p>
+      <w:pPr>
+        <w:spacing w:before="0" w:after="0"/>
+        <w:ind w:left="170"/>
+      </w:pPr>
+      <w:r>
+        <w:rPr>
+          <w:rFonts w:ascii="맑은 고딕" w:hAnsi="맑은 고딕" w:eastAsia="맑은 고딕"/>
+          <w:b w:val="0"/>
+          <w:color w:val="9AA4B2"/>
+          <w:sz w:val="18"/>
+        </w:rPr>
+        <w:t xml:space="preserve"> </w:t>
+      </w:r>
+    </w:p>
+    <w:p>
+      <w:pPr>
+        <w:spacing w:before="0" w:after="0"/>
+        <w:ind w:left="170"/>
+      </w:pPr>
+      <w:r>
+        <w:rPr>
+          <w:rFonts w:ascii="맑은 고딕" w:hAnsi="맑은 고딕" w:eastAsia="맑은 고딕"/>
+          <w:b w:val="0"/>
+          <w:color w:val="9AA4B2"/>
+          <w:sz w:val="18"/>
+        </w:rPr>
+        <w:t>AI가 되물어 온 것 :</w:t>
+      </w:r>
+    </w:p>
+    <w:p>
+      <w:pPr>
+        <w:spacing w:before="0" w:after="0"/>
+        <w:ind w:left="170"/>
+      </w:pPr>
+      <w:r>
+        <w:rPr>
+          <w:rFonts w:ascii="맑은 고딕" w:hAnsi="맑은 고딕" w:eastAsia="맑은 고딕"/>
+          <w:b w:val="0"/>
+          <w:color w:val="9AA4B2"/>
+          <w:sz w:val="18"/>
+        </w:rPr>
+        <w:t>→ 내 답 :</w:t>
+      </w:r>
+    </w:p>
     <w:tbl>
       <w:tblPr>
         <w:tblW w:type="auto" w:w="0"/>
@@ -2006,7 +2081,7 @@
       </w:tblGrid>
       <w:tr>
         <w:trPr>
-          <w:trHeight w:hRule="atLeast" w:val="2041"/>
+          <w:trHeight w:hRule="atLeast" w:val="1049"/>
         </w:trPr>
         <w:tc>
           <w:tcPr>
@@ -2565,6 +2640,36 @@
         <w:t>5.</w:t>
       </w:r>
     </w:p>
+    <w:p>
+      <w:pPr>
+        <w:spacing w:before="0" w:after="0"/>
+        <w:ind w:left="170"/>
+      </w:pPr>
+      <w:r>
+        <w:rPr>
+          <w:rFonts w:ascii="맑은 고딕" w:hAnsi="맑은 고딕" w:eastAsia="맑은 고딕"/>
+          <w:b w:val="0"/>
+          <w:color w:val="9AA4B2"/>
+          <w:sz w:val="18"/>
+        </w:rPr>
+        <w:t xml:space="preserve"> </w:t>
+      </w:r>
+    </w:p>
+    <w:p>
+      <w:pPr>
+        <w:spacing w:before="0" w:after="0"/>
+        <w:ind w:left="170"/>
+      </w:pPr>
+      <w:r>
+        <w:rPr>
+          <w:rFonts w:ascii="맑은 고딕" w:hAnsi="맑은 고딕" w:eastAsia="맑은 고딕"/>
+          <w:b w:val="0"/>
+          <w:color w:val="9AA4B2"/>
+          <w:sz w:val="18"/>
+        </w:rPr>
+        <w:t>→ 이 중에서 내가 바로 답하기 어려운 것 :</w:t>
+      </w:r>
+    </w:p>
     <w:tbl>
       <w:tblPr>
         <w:tblW w:type="auto" w:w="0"/>
@@ -2576,7 +2681,7 @@
       </w:tblGrid>
       <w:tr>
         <w:trPr>
-          <w:trHeight w:hRule="atLeast" w:val="1049"/>
+          <w:trHeight w:hRule="atLeast" w:val="680"/>
         </w:trPr>
         <w:tc>
           <w:tcPr>
@@ -2851,6 +2956,245 @@
         <w:rPr>
           <w:rFonts w:ascii="맑은 고딕" w:hAnsi="맑은 고딕" w:eastAsia="맑은 고딕"/>
           <w:b/>
+          <w:color w:val="5B6675"/>
+          <w:sz w:val="19"/>
+        </w:rPr>
+        <w:t>· 이런 답이 오면 정상입니다</w:t>
+      </w:r>
+    </w:p>
+    <w:tbl>
+      <w:tblPr>
+        <w:tblW w:type="auto" w:w="0"/>
+        <w:tblLayout w:type="fixed"/>
+        <w:tblLook w:firstColumn="1" w:firstRow="1" w:lastColumn="0" w:lastRow="0" w:noHBand="0" w:noVBand="1" w:val="04A0"/>
+      </w:tblPr>
+      <w:tblGrid>
+        <w:gridCol w:w="9638"/>
+      </w:tblGrid>
+      <w:tr>
+        <w:tc>
+          <w:tcPr>
+            <w:tcW w:type="dxa" w:w="9638"/>
+            <w:shd w:val="clear" w:color="auto" w:fill="FAFBFD"/>
+            <w:tcBorders>
+              <w:top w:val="single" w:sz="8" w:space="0" w:color="E2E6EC"/>
+              <w:left w:val="single" w:sz="8" w:space="0" w:color="E2E6EC"/>
+              <w:bottom w:val="single" w:sz="8" w:space="0" w:color="E2E6EC"/>
+              <w:right w:val="single" w:sz="8" w:space="0" w:color="E2E6EC"/>
+            </w:tcBorders>
+            <w:tcMar>
+              <w:top w:w="140" w:type="dxa"/>
+              <w:left w:w="140" w:type="dxa"/>
+              <w:bottom w:w="140" w:type="dxa"/>
+              <w:right w:w="140" w:type="dxa"/>
+            </w:tcMar>
+          </w:tcPr>
+          <w:p>
+            <w:pPr>
+              <w:spacing w:after="20" w:line="312" w:lineRule="auto"/>
+            </w:pPr>
+            <w:r/>
+            <w:r>
+              <w:rPr>
+                <w:rFonts w:ascii="맑은 고딕" w:hAnsi="맑은 고딕" w:eastAsia="맑은 고딕"/>
+                <w:sz w:val="18"/>
+              </w:rPr>
+              <w:t>(AI 답)</w:t>
+            </w:r>
+          </w:p>
+          <w:p>
+            <w:pPr>
+              <w:spacing w:after="20" w:line="312" w:lineRule="auto"/>
+            </w:pPr>
+            <w:r>
+              <w:rPr>
+                <w:rFonts w:ascii="맑은 고딕" w:hAnsi="맑은 고딕" w:eastAsia="맑은 고딕"/>
+                <w:sz w:val="18"/>
+              </w:rPr>
+              <w:t>답변 잘 받았습니다. ‘기억나지 않음’이라고 하신 항목은 아래처럼 처리하겠습니다.</w:t>
+            </w:r>
+          </w:p>
+          <w:p>
+            <w:pPr>
+              <w:spacing w:after="20" w:line="312" w:lineRule="auto"/>
+            </w:pPr>
+            <w:r>
+              <w:rPr>
+                <w:rFonts w:ascii="맑은 고딕" w:hAnsi="맑은 고딕" w:eastAsia="맑은 고딕"/>
+                <w:sz w:val="18"/>
+              </w:rPr>
+            </w:r>
+          </w:p>
+          <w:p>
+            <w:pPr>
+              <w:spacing w:after="20" w:line="312" w:lineRule="auto"/>
+            </w:pPr>
+            <w:r>
+              <w:rPr>
+                <w:rFonts w:ascii="맑은 고딕" w:hAnsi="맑은 고딕" w:eastAsia="맑은 고딕"/>
+                <w:sz w:val="18"/>
+              </w:rPr>
+              <w:t>· 1번(종목 선정 기준) — 기억나지 않음</w:t>
+            </w:r>
+          </w:p>
+          <w:p>
+            <w:pPr>
+              <w:spacing w:after="20" w:line="312" w:lineRule="auto"/>
+            </w:pPr>
+            <w:r>
+              <w:rPr>
+                <w:rFonts w:ascii="맑은 고딕" w:hAnsi="맑은 고딕" w:eastAsia="맑은 고딕"/>
+                <w:sz w:val="18"/>
+              </w:rPr>
+              <w:t xml:space="preserve">  → 회의록 ‘논의 내용’에는 넣지 않고, 결정 사항만 적겠습니다.</w:t>
+            </w:r>
+          </w:p>
+          <w:p>
+            <w:pPr>
+              <w:spacing w:after="20" w:line="312" w:lineRule="auto"/>
+            </w:pPr>
+            <w:r>
+              <w:rPr>
+                <w:rFonts w:ascii="맑은 고딕" w:hAnsi="맑은 고딕" w:eastAsia="맑은 고딕"/>
+                <w:sz w:val="18"/>
+              </w:rPr>
+              <w:t xml:space="preserve">     기준을 지어내면 나중에 “그런 기준으로 정한 적 없다”는 말이 나올 수 있습니다.</w:t>
+            </w:r>
+          </w:p>
+          <w:p>
+            <w:pPr>
+              <w:spacing w:after="20" w:line="312" w:lineRule="auto"/>
+            </w:pPr>
+            <w:r>
+              <w:rPr>
+                <w:rFonts w:ascii="맑은 고딕" w:hAnsi="맑은 고딕" w:eastAsia="맑은 고딕"/>
+                <w:sz w:val="18"/>
+              </w:rPr>
+            </w:r>
+          </w:p>
+          <w:p>
+            <w:pPr>
+              <w:spacing w:after="20" w:line="312" w:lineRule="auto"/>
+            </w:pPr>
+            <w:r>
+              <w:rPr>
+                <w:rFonts w:ascii="맑은 고딕" w:hAnsi="맑은 고딕" w:eastAsia="맑은 고딕"/>
+                <w:sz w:val="18"/>
+              </w:rPr>
+              <w:t>· 5번(다음 회의 일정) — 정해지지 않음</w:t>
+            </w:r>
+          </w:p>
+          <w:p>
+            <w:pPr>
+              <w:spacing w:after="20" w:line="312" w:lineRule="auto"/>
+            </w:pPr>
+            <w:r>
+              <w:rPr>
+                <w:rFonts w:ascii="맑은 고딕" w:hAnsi="맑은 고딕" w:eastAsia="맑은 고딕"/>
+                <w:sz w:val="18"/>
+              </w:rPr>
+              <w:t xml:space="preserve">  → ‘미결 사항’에 “다음 회의 일정 (미정)”으로 남기겠습니다.</w:t>
+            </w:r>
+          </w:p>
+          <w:p>
+            <w:pPr>
+              <w:spacing w:after="20" w:line="312" w:lineRule="auto"/>
+            </w:pPr>
+            <w:r>
+              <w:rPr>
+                <w:rFonts w:ascii="맑은 고딕" w:hAnsi="맑은 고딕" w:eastAsia="맑은 고딕"/>
+                <w:sz w:val="18"/>
+              </w:rPr>
+              <w:t xml:space="preserve">     비워 두면 아무도 잡지 않게 되므로, 정해지지 않았다는 사실 자체를 적는 편이 낫습니다.</w:t>
+            </w:r>
+          </w:p>
+          <w:p>
+            <w:pPr>
+              <w:spacing w:after="20" w:line="312" w:lineRule="auto"/>
+            </w:pPr>
+            <w:r>
+              <w:rPr>
+                <w:rFonts w:ascii="맑은 고딕" w:hAnsi="맑은 고딕" w:eastAsia="맑은 고딕"/>
+                <w:sz w:val="18"/>
+              </w:rPr>
+            </w:r>
+          </w:p>
+          <w:p>
+            <w:pPr>
+              <w:spacing w:after="20" w:line="312" w:lineRule="auto"/>
+            </w:pPr>
+            <w:r>
+              <w:rPr>
+                <w:rFonts w:ascii="맑은 고딕" w:hAnsi="맑은 고딕" w:eastAsia="맑은 고딕"/>
+                <w:sz w:val="18"/>
+              </w:rPr>
+              <w:t>─────────────────────────────────</w:t>
+            </w:r>
+          </w:p>
+          <w:p>
+            <w:pPr>
+              <w:spacing w:after="20" w:line="312" w:lineRule="auto"/>
+            </w:pPr>
+            <w:r>
+              <w:rPr>
+                <w:rFonts w:ascii="맑은 고딕" w:hAnsi="맑은 고딕" w:eastAsia="맑은 고딕"/>
+                <w:sz w:val="18"/>
+              </w:rPr>
+              <w:t>※ 여기서 배우는 것</w:t>
+            </w:r>
+          </w:p>
+          <w:p>
+            <w:pPr>
+              <w:spacing w:after="20" w:line="312" w:lineRule="auto"/>
+            </w:pPr>
+            <w:r>
+              <w:rPr>
+                <w:rFonts w:ascii="맑은 고딕" w:hAnsi="맑은 고딕" w:eastAsia="맑은 고딕"/>
+                <w:sz w:val="18"/>
+              </w:rPr>
+              <w:t xml:space="preserve">   회의록에서 가장 위험한 것은 ‘기억을 메우는 것’입니다.</w:t>
+            </w:r>
+          </w:p>
+          <w:p>
+            <w:pPr>
+              <w:spacing w:after="20" w:line="312" w:lineRule="auto"/>
+            </w:pPr>
+            <w:r>
+              <w:rPr>
+                <w:rFonts w:ascii="맑은 고딕" w:hAnsi="맑은 고딕" w:eastAsia="맑은 고딕"/>
+                <w:sz w:val="18"/>
+              </w:rPr>
+              <w:t xml:space="preserve">   AI가 기억나지 않는 자리를 그럴듯하게 채우지 않고</w:t>
+            </w:r>
+          </w:p>
+          <w:p>
+            <w:pPr>
+              <w:spacing w:after="20" w:line="312" w:lineRule="auto"/>
+            </w:pPr>
+            <w:r>
+              <w:rPr>
+                <w:rFonts w:ascii="맑은 고딕" w:hAnsi="맑은 고딕" w:eastAsia="맑은 고딕"/>
+                <w:sz w:val="18"/>
+              </w:rPr>
+              <w:t xml:space="preserve">   (확인 필요) 또는 (미정)으로 남기는지 보세요.</w:t>
+            </w:r>
+          </w:p>
+        </w:tc>
+      </w:tr>
+    </w:tbl>
+    <w:p>
+      <w:pPr>
+        <w:spacing w:after="40"/>
+      </w:pPr>
+    </w:p>
+    <w:p>
+      <w:pPr>
+        <w:spacing w:before="0" w:after="40"/>
+      </w:pPr>
+      <w:r>
+        <w:rPr>
+          <w:rFonts w:ascii="맑은 고딕" w:hAnsi="맑은 고딕" w:eastAsia="맑은 고딕"/>
+          <w:b/>
           <w:color w:val="B3590A"/>
           <w:sz w:val="19"/>
         </w:rPr>
@@ -3005,7 +3349,7 @@
           <w:color w:val="9AA4B2"/>
           <w:sz w:val="18"/>
         </w:rPr>
-        <w:t>1) …</w:t>
+        <w:t>1)</w:t>
       </w:r>
     </w:p>
     <w:p>
@@ -3020,7 +3364,97 @@
           <w:color w:val="9AA4B2"/>
           <w:sz w:val="18"/>
         </w:rPr>
-        <w:t>2) …</w:t>
+        <w:t>2)</w:t>
+      </w:r>
+    </w:p>
+    <w:p>
+      <w:pPr>
+        <w:spacing w:before="0" w:after="0"/>
+        <w:ind w:left="170"/>
+      </w:pPr>
+      <w:r>
+        <w:rPr>
+          <w:rFonts w:ascii="맑은 고딕" w:hAnsi="맑은 고딕" w:eastAsia="맑은 고딕"/>
+          <w:b w:val="0"/>
+          <w:color w:val="9AA4B2"/>
+          <w:sz w:val="18"/>
+        </w:rPr>
+        <w:t>3)</w:t>
+      </w:r>
+    </w:p>
+    <w:p>
+      <w:pPr>
+        <w:spacing w:before="0" w:after="0"/>
+        <w:ind w:left="170"/>
+      </w:pPr>
+      <w:r>
+        <w:rPr>
+          <w:rFonts w:ascii="맑은 고딕" w:hAnsi="맑은 고딕" w:eastAsia="맑은 고딕"/>
+          <w:b w:val="0"/>
+          <w:color w:val="9AA4B2"/>
+          <w:sz w:val="18"/>
+        </w:rPr>
+        <w:t>4)</w:t>
+      </w:r>
+    </w:p>
+    <w:p>
+      <w:pPr>
+        <w:spacing w:before="0" w:after="0"/>
+        <w:ind w:left="170"/>
+      </w:pPr>
+      <w:r>
+        <w:rPr>
+          <w:rFonts w:ascii="맑은 고딕" w:hAnsi="맑은 고딕" w:eastAsia="맑은 고딕"/>
+          <w:b w:val="0"/>
+          <w:color w:val="9AA4B2"/>
+          <w:sz w:val="18"/>
+        </w:rPr>
+        <w:t>5)</w:t>
+      </w:r>
+    </w:p>
+    <w:p>
+      <w:pPr>
+        <w:spacing w:before="0" w:after="0"/>
+        <w:ind w:left="170"/>
+      </w:pPr>
+      <w:r>
+        <w:rPr>
+          <w:rFonts w:ascii="맑은 고딕" w:hAnsi="맑은 고딕" w:eastAsia="맑은 고딕"/>
+          <w:b w:val="0"/>
+          <w:color w:val="9AA4B2"/>
+          <w:sz w:val="18"/>
+        </w:rPr>
+        <w:t xml:space="preserve"> </w:t>
+      </w:r>
+    </w:p>
+    <w:p>
+      <w:pPr>
+        <w:spacing w:before="0" w:after="0"/>
+        <w:ind w:left="170"/>
+      </w:pPr>
+      <w:r>
+        <w:rPr>
+          <w:rFonts w:ascii="맑은 고딕" w:hAnsi="맑은 고딕" w:eastAsia="맑은 고딕"/>
+          <w:b w:val="0"/>
+          <w:color w:val="9AA4B2"/>
+          <w:sz w:val="18"/>
+        </w:rPr>
+        <w:t>→ 자료가 없어 ‘자료 없음’이라고 적은 것 :</w:t>
+      </w:r>
+    </w:p>
+    <w:p>
+      <w:pPr>
+        <w:spacing w:before="0" w:after="0"/>
+        <w:ind w:left="170"/>
+      </w:pPr>
+      <w:r>
+        <w:rPr>
+          <w:rFonts w:ascii="맑은 고딕" w:hAnsi="맑은 고딕" w:eastAsia="맑은 고딕"/>
+          <w:b w:val="0"/>
+          <w:color w:val="9AA4B2"/>
+          <w:sz w:val="18"/>
+        </w:rPr>
+        <w:t>→ AI가 알려 준 처리 방법 :</w:t>
       </w:r>
     </w:p>
     <w:tbl>
@@ -3034,7 +3468,7 @@
       </w:tblGrid>
       <w:tr>
         <w:trPr>
-          <w:trHeight w:hRule="atLeast" w:val="1644"/>
+          <w:trHeight w:hRule="atLeast" w:val="680"/>
         </w:trPr>
         <w:tc>
           <w:tcPr>
@@ -3576,7 +4010,7 @@
           <w:color w:val="9AA4B2"/>
           <w:sz w:val="18"/>
         </w:rPr>
-        <w:t>1. …</w:t>
+        <w:t>1.</w:t>
       </w:r>
     </w:p>
     <w:p>
@@ -3591,7 +4025,97 @@
           <w:color w:val="9AA4B2"/>
           <w:sz w:val="18"/>
         </w:rPr>
-        <w:t>2. …</w:t>
+        <w:t>2.</w:t>
+      </w:r>
+    </w:p>
+    <w:p>
+      <w:pPr>
+        <w:spacing w:before="0" w:after="0"/>
+        <w:ind w:left="170"/>
+      </w:pPr>
+      <w:r>
+        <w:rPr>
+          <w:rFonts w:ascii="맑은 고딕" w:hAnsi="맑은 고딕" w:eastAsia="맑은 고딕"/>
+          <w:b w:val="0"/>
+          <w:color w:val="9AA4B2"/>
+          <w:sz w:val="18"/>
+        </w:rPr>
+        <w:t>3.</w:t>
+      </w:r>
+    </w:p>
+    <w:p>
+      <w:pPr>
+        <w:spacing w:before="0" w:after="0"/>
+        <w:ind w:left="170"/>
+      </w:pPr>
+      <w:r>
+        <w:rPr>
+          <w:rFonts w:ascii="맑은 고딕" w:hAnsi="맑은 고딕" w:eastAsia="맑은 고딕"/>
+          <w:b w:val="0"/>
+          <w:color w:val="9AA4B2"/>
+          <w:sz w:val="18"/>
+        </w:rPr>
+        <w:t>4.</w:t>
+      </w:r>
+    </w:p>
+    <w:p>
+      <w:pPr>
+        <w:spacing w:before="0" w:after="0"/>
+        <w:ind w:left="170"/>
+      </w:pPr>
+      <w:r>
+        <w:rPr>
+          <w:rFonts w:ascii="맑은 고딕" w:hAnsi="맑은 고딕" w:eastAsia="맑은 고딕"/>
+          <w:b w:val="0"/>
+          <w:color w:val="9AA4B2"/>
+          <w:sz w:val="18"/>
+        </w:rPr>
+        <w:t>5.</w:t>
+      </w:r>
+    </w:p>
+    <w:p>
+      <w:pPr>
+        <w:spacing w:before="0" w:after="0"/>
+        <w:ind w:left="170"/>
+      </w:pPr>
+      <w:r>
+        <w:rPr>
+          <w:rFonts w:ascii="맑은 고딕" w:hAnsi="맑은 고딕" w:eastAsia="맑은 고딕"/>
+          <w:b w:val="0"/>
+          <w:color w:val="9AA4B2"/>
+          <w:sz w:val="18"/>
+        </w:rPr>
+        <w:t>6.</w:t>
+      </w:r>
+    </w:p>
+    <w:p>
+      <w:pPr>
+        <w:spacing w:before="0" w:after="0"/>
+        <w:ind w:left="170"/>
+      </w:pPr>
+      <w:r>
+        <w:rPr>
+          <w:rFonts w:ascii="맑은 고딕" w:hAnsi="맑은 고딕" w:eastAsia="맑은 고딕"/>
+          <w:b w:val="0"/>
+          <w:color w:val="9AA4B2"/>
+          <w:sz w:val="18"/>
+        </w:rPr>
+        <w:t xml:space="preserve"> </w:t>
+      </w:r>
+    </w:p>
+    <w:p>
+      <w:pPr>
+        <w:spacing w:before="0" w:after="0"/>
+        <w:ind w:left="170"/>
+      </w:pPr>
+      <w:r>
+        <w:rPr>
+          <w:rFonts w:ascii="맑은 고딕" w:hAnsi="맑은 고딕" w:eastAsia="맑은 고딕"/>
+          <w:b w:val="0"/>
+          <w:color w:val="9AA4B2"/>
+          <w:sz w:val="18"/>
+        </w:rPr>
+        <w:t>→ 선생님이 요구한 항목 중 빠진 것 :</w:t>
       </w:r>
     </w:p>
     <w:tbl>
@@ -3605,7 +4129,7 @@
       </w:tblGrid>
       <w:tr>
         <w:trPr>
-          <w:trHeight w:hRule="atLeast" w:val="1644"/>
+          <w:trHeight w:hRule="atLeast" w:val="680"/>
         </w:trPr>
         <w:tc>
           <w:tcPr>
@@ -3919,6 +4443,233 @@
         <w:rPr>
           <w:rFonts w:ascii="맑은 고딕" w:hAnsi="맑은 고딕" w:eastAsia="맑은 고딕"/>
           <w:b/>
+          <w:color w:val="5B6675"/>
+          <w:sz w:val="19"/>
+        </w:rPr>
+        <w:t>· 이런 답이 오면 정상입니다</w:t>
+      </w:r>
+    </w:p>
+    <w:tbl>
+      <w:tblPr>
+        <w:tblW w:type="auto" w:w="0"/>
+        <w:tblLayout w:type="fixed"/>
+        <w:tblLook w:firstColumn="1" w:firstRow="1" w:lastColumn="0" w:lastRow="0" w:noHBand="0" w:noVBand="1" w:val="04A0"/>
+      </w:tblPr>
+      <w:tblGrid>
+        <w:gridCol w:w="9638"/>
+      </w:tblGrid>
+      <w:tr>
+        <w:tc>
+          <w:tcPr>
+            <w:tcW w:type="dxa" w:w="9638"/>
+            <w:shd w:val="clear" w:color="auto" w:fill="FAFBFD"/>
+            <w:tcBorders>
+              <w:top w:val="single" w:sz="8" w:space="0" w:color="E2E6EC"/>
+              <w:left w:val="single" w:sz="8" w:space="0" w:color="E2E6EC"/>
+              <w:bottom w:val="single" w:sz="8" w:space="0" w:color="E2E6EC"/>
+              <w:right w:val="single" w:sz="8" w:space="0" w:color="E2E6EC"/>
+            </w:tcBorders>
+            <w:tcMar>
+              <w:top w:w="140" w:type="dxa"/>
+              <w:left w:w="140" w:type="dxa"/>
+              <w:bottom w:w="140" w:type="dxa"/>
+              <w:right w:w="140" w:type="dxa"/>
+            </w:tcMar>
+          </w:tcPr>
+          <w:p>
+            <w:pPr>
+              <w:spacing w:after="20" w:line="312" w:lineRule="auto"/>
+            </w:pPr>
+            <w:r/>
+            <w:r>
+              <w:rPr>
+                <w:rFonts w:ascii="맑은 고딕" w:hAnsi="맑은 고딕" w:eastAsia="맑은 고딕"/>
+                <w:sz w:val="18"/>
+              </w:rPr>
+              <w:t>(수정 요청을 보낸 뒤 · AI 답)</w:t>
+            </w:r>
+          </w:p>
+          <w:p>
+            <w:pPr>
+              <w:spacing w:after="20" w:line="312" w:lineRule="auto"/>
+            </w:pPr>
+            <w:r>
+              <w:rPr>
+                <w:rFonts w:ascii="맑은 고딕" w:hAnsi="맑은 고딕" w:eastAsia="맑은 고딕"/>
+                <w:sz w:val="18"/>
+              </w:rPr>
+              <w:t>‘할 일’ 항목을 표로 바꿨습니다. 나머지 항목과 순서는 그대로 두었습니다.</w:t>
+            </w:r>
+          </w:p>
+          <w:p>
+            <w:pPr>
+              <w:spacing w:after="20" w:line="312" w:lineRule="auto"/>
+            </w:pPr>
+            <w:r>
+              <w:rPr>
+                <w:rFonts w:ascii="맑은 고딕" w:hAnsi="맑은 고딕" w:eastAsia="맑은 고딕"/>
+                <w:sz w:val="18"/>
+              </w:rPr>
+            </w:r>
+          </w:p>
+          <w:p>
+            <w:pPr>
+              <w:spacing w:after="20" w:line="312" w:lineRule="auto"/>
+            </w:pPr>
+            <w:r>
+              <w:rPr>
+                <w:rFonts w:ascii="맑은 고딕" w:hAnsi="맑은 고딕" w:eastAsia="맑은 고딕"/>
+                <w:sz w:val="18"/>
+              </w:rPr>
+              <w:t>5. 할 일</w:t>
+            </w:r>
+          </w:p>
+          <w:p>
+            <w:pPr>
+              <w:spacing w:after="20" w:line="312" w:lineRule="auto"/>
+            </w:pPr>
+            <w:r>
+              <w:rPr>
+                <w:rFonts w:ascii="맑은 고딕" w:hAnsi="맑은 고딕" w:eastAsia="맑은 고딕"/>
+                <w:sz w:val="18"/>
+              </w:rPr>
+              <w:t>| 담당 | 무엇을 | 언제까지 |</w:t>
+            </w:r>
+          </w:p>
+          <w:p>
+            <w:pPr>
+              <w:spacing w:after="20" w:line="312" w:lineRule="auto"/>
+            </w:pPr>
+            <w:r>
+              <w:rPr>
+                <w:rFonts w:ascii="맑은 고딕" w:hAnsi="맑은 고딕" w:eastAsia="맑은 고딕"/>
+                <w:sz w:val="18"/>
+              </w:rPr>
+              <w:t>|---|---|---|</w:t>
+            </w:r>
+          </w:p>
+          <w:p>
+            <w:pPr>
+              <w:spacing w:after="20" w:line="312" w:lineRule="auto"/>
+            </w:pPr>
+            <w:r>
+              <w:rPr>
+                <w:rFonts w:ascii="맑은 고딕" w:hAnsi="맑은 고딕" w:eastAsia="맑은 고딕"/>
+                <w:sz w:val="18"/>
+              </w:rPr>
+              <w:t>|  |  |  |</w:t>
+            </w:r>
+          </w:p>
+          <w:p>
+            <w:pPr>
+              <w:spacing w:after="20" w:line="312" w:lineRule="auto"/>
+            </w:pPr>
+            <w:r>
+              <w:rPr>
+                <w:rFonts w:ascii="맑은 고딕" w:hAnsi="맑은 고딕" w:eastAsia="맑은 고딕"/>
+                <w:sz w:val="18"/>
+              </w:rPr>
+            </w:r>
+          </w:p>
+          <w:p>
+            <w:pPr>
+              <w:spacing w:after="20" w:line="312" w:lineRule="auto"/>
+            </w:pPr>
+            <w:r>
+              <w:rPr>
+                <w:rFonts w:ascii="맑은 고딕" w:hAnsi="맑은 고딕" w:eastAsia="맑은 고딕"/>
+                <w:sz w:val="18"/>
+              </w:rPr>
+              <w:t>담당란은 실명 대신 ‘체육부장’, ‘줄다리기 담당’처럼 역할로 적으시길 권합니다.</w:t>
+            </w:r>
+          </w:p>
+          <w:p>
+            <w:pPr>
+              <w:spacing w:after="20" w:line="312" w:lineRule="auto"/>
+            </w:pPr>
+            <w:r>
+              <w:rPr>
+                <w:rFonts w:ascii="맑은 고딕" w:hAnsi="맑은 고딕" w:eastAsia="맑은 고딕"/>
+                <w:sz w:val="18"/>
+              </w:rPr>
+              <w:t>회의록은 반 전체가 보는 문서라, 실명이 남으면 부담이 될 수 있습니다.</w:t>
+            </w:r>
+          </w:p>
+          <w:p>
+            <w:pPr>
+              <w:spacing w:after="20" w:line="312" w:lineRule="auto"/>
+            </w:pPr>
+            <w:r>
+              <w:rPr>
+                <w:rFonts w:ascii="맑은 고딕" w:hAnsi="맑은 고딕" w:eastAsia="맑은 고딕"/>
+                <w:sz w:val="18"/>
+              </w:rPr>
+            </w:r>
+          </w:p>
+          <w:p>
+            <w:pPr>
+              <w:spacing w:after="20" w:line="312" w:lineRule="auto"/>
+            </w:pPr>
+            <w:r>
+              <w:rPr>
+                <w:rFonts w:ascii="맑은 고딕" w:hAnsi="맑은 고딕" w:eastAsia="맑은 고딕"/>
+                <w:sz w:val="18"/>
+              </w:rPr>
+              <w:t>─────────────────────────────────</w:t>
+            </w:r>
+          </w:p>
+          <w:p>
+            <w:pPr>
+              <w:spacing w:after="20" w:line="312" w:lineRule="auto"/>
+            </w:pPr>
+            <w:r>
+              <w:rPr>
+                <w:rFonts w:ascii="맑은 고딕" w:hAnsi="맑은 고딕" w:eastAsia="맑은 고딕"/>
+                <w:sz w:val="18"/>
+              </w:rPr>
+              <w:t>※ 표로 바꾸는 이유</w:t>
+            </w:r>
+          </w:p>
+          <w:p>
+            <w:pPr>
+              <w:spacing w:after="20" w:line="312" w:lineRule="auto"/>
+            </w:pPr>
+            <w:r>
+              <w:rPr>
+                <w:rFonts w:ascii="맑은 고딕" w:hAnsi="맑은 고딕" w:eastAsia="맑은 고딕"/>
+                <w:sz w:val="18"/>
+              </w:rPr>
+              <w:t xml:space="preserve">   ‘할 일’은 줄글로 쓰면 반드시 담당이나 기한이 빠집니다.</w:t>
+            </w:r>
+          </w:p>
+          <w:p>
+            <w:pPr>
+              <w:spacing w:after="20" w:line="312" w:lineRule="auto"/>
+            </w:pPr>
+            <w:r>
+              <w:rPr>
+                <w:rFonts w:ascii="맑은 고딕" w:hAnsi="맑은 고딕" w:eastAsia="맑은 고딕"/>
+                <w:sz w:val="18"/>
+              </w:rPr>
+              <w:t xml:space="preserve">   표로 만들면 빈칸이 눈에 보여서 못 넘어갑니다.</w:t>
+            </w:r>
+          </w:p>
+        </w:tc>
+      </w:tr>
+    </w:tbl>
+    <w:p>
+      <w:pPr>
+        <w:spacing w:after="40"/>
+      </w:pPr>
+    </w:p>
+    <w:p>
+      <w:pPr>
+        <w:spacing w:before="0" w:after="40"/>
+      </w:pPr>
+      <w:r>
+        <w:rPr>
+          <w:rFonts w:ascii="맑은 고딕" w:hAnsi="맑은 고딕" w:eastAsia="맑은 고딕"/>
+          <w:b/>
           <w:color w:val="B3590A"/>
           <w:sz w:val="19"/>
         </w:rPr>
@@ -4012,7 +4763,7 @@
           <w:color w:val="9AA4B2"/>
           <w:sz w:val="18"/>
         </w:rPr>
-        <w:t>1. …</w:t>
+        <w:t>1.</w:t>
       </w:r>
     </w:p>
     <w:p>
@@ -4027,7 +4778,112 @@
           <w:color w:val="9AA4B2"/>
           <w:sz w:val="18"/>
         </w:rPr>
-        <w:t>2. …</w:t>
+        <w:t>2.</w:t>
+      </w:r>
+    </w:p>
+    <w:p>
+      <w:pPr>
+        <w:spacing w:before="0" w:after="0"/>
+        <w:ind w:left="170"/>
+      </w:pPr>
+      <w:r>
+        <w:rPr>
+          <w:rFonts w:ascii="맑은 고딕" w:hAnsi="맑은 고딕" w:eastAsia="맑은 고딕"/>
+          <w:b w:val="0"/>
+          <w:color w:val="9AA4B2"/>
+          <w:sz w:val="18"/>
+        </w:rPr>
+        <w:t>3.</w:t>
+      </w:r>
+    </w:p>
+    <w:p>
+      <w:pPr>
+        <w:spacing w:before="0" w:after="0"/>
+        <w:ind w:left="170"/>
+      </w:pPr>
+      <w:r>
+        <w:rPr>
+          <w:rFonts w:ascii="맑은 고딕" w:hAnsi="맑은 고딕" w:eastAsia="맑은 고딕"/>
+          <w:b w:val="0"/>
+          <w:color w:val="9AA4B2"/>
+          <w:sz w:val="18"/>
+        </w:rPr>
+        <w:t>4.</w:t>
+      </w:r>
+    </w:p>
+    <w:p>
+      <w:pPr>
+        <w:spacing w:before="0" w:after="0"/>
+        <w:ind w:left="170"/>
+      </w:pPr>
+      <w:r>
+        <w:rPr>
+          <w:rFonts w:ascii="맑은 고딕" w:hAnsi="맑은 고딕" w:eastAsia="맑은 고딕"/>
+          <w:b w:val="0"/>
+          <w:color w:val="9AA4B2"/>
+          <w:sz w:val="18"/>
+        </w:rPr>
+        <w:t>5.</w:t>
+      </w:r>
+    </w:p>
+    <w:p>
+      <w:pPr>
+        <w:spacing w:before="0" w:after="0"/>
+        <w:ind w:left="170"/>
+      </w:pPr>
+      <w:r>
+        <w:rPr>
+          <w:rFonts w:ascii="맑은 고딕" w:hAnsi="맑은 고딕" w:eastAsia="맑은 고딕"/>
+          <w:b w:val="0"/>
+          <w:color w:val="9AA4B2"/>
+          <w:sz w:val="18"/>
+        </w:rPr>
+        <w:t>6.</w:t>
+      </w:r>
+    </w:p>
+    <w:p>
+      <w:pPr>
+        <w:spacing w:before="0" w:after="0"/>
+        <w:ind w:left="170"/>
+      </w:pPr>
+      <w:r>
+        <w:rPr>
+          <w:rFonts w:ascii="맑은 고딕" w:hAnsi="맑은 고딕" w:eastAsia="맑은 고딕"/>
+          <w:b w:val="0"/>
+          <w:color w:val="9AA4B2"/>
+          <w:sz w:val="18"/>
+        </w:rPr>
+        <w:t xml:space="preserve"> </w:t>
+      </w:r>
+    </w:p>
+    <w:p>
+      <w:pPr>
+        <w:spacing w:before="0" w:after="0"/>
+        <w:ind w:left="170"/>
+      </w:pPr>
+      <w:r>
+        <w:rPr>
+          <w:rFonts w:ascii="맑은 고딕" w:hAnsi="맑은 고딕" w:eastAsia="맑은 고딕"/>
+          <w:b w:val="0"/>
+          <w:color w:val="9AA4B2"/>
+          <w:sz w:val="18"/>
+        </w:rPr>
+        <w:t>→ 내가 추가로 요청한 것 :</w:t>
+      </w:r>
+    </w:p>
+    <w:p>
+      <w:pPr>
+        <w:spacing w:before="0" w:after="0"/>
+        <w:ind w:left="170"/>
+      </w:pPr>
+      <w:r>
+        <w:rPr>
+          <w:rFonts w:ascii="맑은 고딕" w:hAnsi="맑은 고딕" w:eastAsia="맑은 고딕"/>
+          <w:b w:val="0"/>
+          <w:color w:val="9AA4B2"/>
+          <w:sz w:val="18"/>
+        </w:rPr>
+        <w:t>→ 최종 확정 :</w:t>
       </w:r>
     </w:p>
     <w:tbl>
@@ -4041,7 +4897,7 @@
       </w:tblGrid>
       <w:tr>
         <w:trPr>
-          <w:trHeight w:hRule="atLeast" w:val="1644"/>
+          <w:trHeight w:hRule="atLeast" w:val="680"/>
         </w:trPr>
         <w:tc>
           <w:tcPr>
@@ -4779,7 +5635,217 @@
           <w:color w:val="9AA4B2"/>
           <w:sz w:val="18"/>
         </w:rPr>
-        <w:t>…</w:t>
+        <w:t>· 일시 :</w:t>
+      </w:r>
+    </w:p>
+    <w:p>
+      <w:pPr>
+        <w:spacing w:before="0" w:after="0"/>
+        <w:ind w:left="170"/>
+      </w:pPr>
+      <w:r>
+        <w:rPr>
+          <w:rFonts w:ascii="맑은 고딕" w:hAnsi="맑은 고딕" w:eastAsia="맑은 고딕"/>
+          <w:b w:val="0"/>
+          <w:color w:val="9AA4B2"/>
+          <w:sz w:val="18"/>
+        </w:rPr>
+        <w:t>· 참석 :</w:t>
+      </w:r>
+    </w:p>
+    <w:p>
+      <w:pPr>
+        <w:spacing w:before="0" w:after="0"/>
+        <w:ind w:left="170"/>
+      </w:pPr>
+      <w:r>
+        <w:rPr>
+          <w:rFonts w:ascii="맑은 고딕" w:hAnsi="맑은 고딕" w:eastAsia="맑은 고딕"/>
+          <w:b w:val="0"/>
+          <w:color w:val="9AA4B2"/>
+          <w:sz w:val="18"/>
+        </w:rPr>
+        <w:t>· 안건 :</w:t>
+      </w:r>
+    </w:p>
+    <w:p>
+      <w:pPr>
+        <w:spacing w:before="0" w:after="0"/>
+        <w:ind w:left="170"/>
+      </w:pPr>
+      <w:r>
+        <w:rPr>
+          <w:rFonts w:ascii="맑은 고딕" w:hAnsi="맑은 고딕" w:eastAsia="맑은 고딕"/>
+          <w:b w:val="0"/>
+          <w:color w:val="9AA4B2"/>
+          <w:sz w:val="18"/>
+        </w:rPr>
+        <w:t xml:space="preserve"> </w:t>
+      </w:r>
+    </w:p>
+    <w:p>
+      <w:pPr>
+        <w:spacing w:before="0" w:after="0"/>
+        <w:ind w:left="170"/>
+      </w:pPr>
+      <w:r>
+        <w:rPr>
+          <w:rFonts w:ascii="맑은 고딕" w:hAnsi="맑은 고딕" w:eastAsia="맑은 고딕"/>
+          <w:b w:val="0"/>
+          <w:color w:val="9AA4B2"/>
+          <w:sz w:val="18"/>
+        </w:rPr>
+        <w:t>논의 내용</w:t>
+      </w:r>
+    </w:p>
+    <w:p>
+      <w:pPr>
+        <w:spacing w:before="0" w:after="0"/>
+        <w:ind w:left="170"/>
+      </w:pPr>
+      <w:r>
+        <w:rPr>
+          <w:rFonts w:ascii="맑은 고딕" w:hAnsi="맑은 고딕" w:eastAsia="맑은 고딕"/>
+          <w:b w:val="0"/>
+          <w:color w:val="9AA4B2"/>
+          <w:sz w:val="18"/>
+        </w:rPr>
+        <w:t>1.</w:t>
+      </w:r>
+    </w:p>
+    <w:p>
+      <w:pPr>
+        <w:spacing w:before="0" w:after="0"/>
+        <w:ind w:left="170"/>
+      </w:pPr>
+      <w:r>
+        <w:rPr>
+          <w:rFonts w:ascii="맑은 고딕" w:hAnsi="맑은 고딕" w:eastAsia="맑은 고딕"/>
+          <w:b w:val="0"/>
+          <w:color w:val="9AA4B2"/>
+          <w:sz w:val="18"/>
+        </w:rPr>
+        <w:t>2.</w:t>
+      </w:r>
+    </w:p>
+    <w:p>
+      <w:pPr>
+        <w:spacing w:before="0" w:after="0"/>
+        <w:ind w:left="170"/>
+      </w:pPr>
+      <w:r>
+        <w:rPr>
+          <w:rFonts w:ascii="맑은 고딕" w:hAnsi="맑은 고딕" w:eastAsia="맑은 고딕"/>
+          <w:b w:val="0"/>
+          <w:color w:val="9AA4B2"/>
+          <w:sz w:val="18"/>
+        </w:rPr>
+        <w:t xml:space="preserve"> </w:t>
+      </w:r>
+    </w:p>
+    <w:p>
+      <w:pPr>
+        <w:spacing w:before="0" w:after="0"/>
+        <w:ind w:left="170"/>
+      </w:pPr>
+      <w:r>
+        <w:rPr>
+          <w:rFonts w:ascii="맑은 고딕" w:hAnsi="맑은 고딕" w:eastAsia="맑은 고딕"/>
+          <w:b w:val="0"/>
+          <w:color w:val="9AA4B2"/>
+          <w:sz w:val="18"/>
+        </w:rPr>
+        <w:t>결정 사항</w:t>
+      </w:r>
+    </w:p>
+    <w:p>
+      <w:pPr>
+        <w:spacing w:before="0" w:after="0"/>
+        <w:ind w:left="170"/>
+      </w:pPr>
+      <w:r>
+        <w:rPr>
+          <w:rFonts w:ascii="맑은 고딕" w:hAnsi="맑은 고딕" w:eastAsia="맑은 고딕"/>
+          <w:b w:val="0"/>
+          <w:color w:val="9AA4B2"/>
+          <w:sz w:val="18"/>
+        </w:rPr>
+        <w:t>1.</w:t>
+      </w:r>
+    </w:p>
+    <w:p>
+      <w:pPr>
+        <w:spacing w:before="0" w:after="0"/>
+        <w:ind w:left="170"/>
+      </w:pPr>
+      <w:r>
+        <w:rPr>
+          <w:rFonts w:ascii="맑은 고딕" w:hAnsi="맑은 고딕" w:eastAsia="맑은 고딕"/>
+          <w:b w:val="0"/>
+          <w:color w:val="9AA4B2"/>
+          <w:sz w:val="18"/>
+        </w:rPr>
+        <w:t>2.</w:t>
+      </w:r>
+    </w:p>
+    <w:p>
+      <w:pPr>
+        <w:spacing w:before="0" w:after="0"/>
+        <w:ind w:left="170"/>
+      </w:pPr>
+      <w:r>
+        <w:rPr>
+          <w:rFonts w:ascii="맑은 고딕" w:hAnsi="맑은 고딕" w:eastAsia="맑은 고딕"/>
+          <w:b w:val="0"/>
+          <w:color w:val="9AA4B2"/>
+          <w:sz w:val="18"/>
+        </w:rPr>
+        <w:t xml:space="preserve"> </w:t>
+      </w:r>
+    </w:p>
+    <w:p>
+      <w:pPr>
+        <w:spacing w:before="0" w:after="0"/>
+        <w:ind w:left="170"/>
+      </w:pPr>
+      <w:r>
+        <w:rPr>
+          <w:rFonts w:ascii="맑은 고딕" w:hAnsi="맑은 고딕" w:eastAsia="맑은 고딕"/>
+          <w:b w:val="0"/>
+          <w:color w:val="9AA4B2"/>
+          <w:sz w:val="18"/>
+        </w:rPr>
+        <w:t>할 일</w:t>
+      </w:r>
+    </w:p>
+    <w:p>
+      <w:pPr>
+        <w:spacing w:before="0" w:after="0"/>
+        <w:ind w:left="170"/>
+      </w:pPr>
+      <w:r>
+        <w:rPr>
+          <w:rFonts w:ascii="맑은 고딕" w:hAnsi="맑은 고딕" w:eastAsia="맑은 고딕"/>
+          <w:b w:val="0"/>
+          <w:color w:val="9AA4B2"/>
+          <w:sz w:val="18"/>
+        </w:rPr>
+        <w:t>| 누가 | 무엇을 | 언제까지 |</w:t>
+      </w:r>
+    </w:p>
+    <w:p>
+      <w:pPr>
+        <w:spacing w:before="0" w:after="0"/>
+        <w:ind w:left="170"/>
+      </w:pPr>
+      <w:r>
+        <w:rPr>
+          <w:rFonts w:ascii="맑은 고딕" w:hAnsi="맑은 고딕" w:eastAsia="맑은 고딕"/>
+          <w:b w:val="0"/>
+          <w:color w:val="9AA4B2"/>
+          <w:sz w:val="18"/>
+        </w:rPr>
+        <w:t>|  |  |  |</w:t>
       </w:r>
     </w:p>
     <w:tbl>
@@ -4793,7 +5859,7 @@
       </w:tblGrid>
       <w:tr>
         <w:trPr>
-          <w:trHeight w:hRule="atLeast" w:val="3855"/>
+          <w:trHeight w:hRule="atLeast" w:val="1077"/>
         </w:trPr>
         <w:tc>
           <w:tcPr>
@@ -5135,6 +6201,317 @@
         <w:rPr>
           <w:rFonts w:ascii="맑은 고딕" w:hAnsi="맑은 고딕" w:eastAsia="맑은 고딕"/>
           <w:b/>
+          <w:color w:val="5B6675"/>
+          <w:sz w:val="19"/>
+        </w:rPr>
+        <w:t>· 이런 답이 오면 정상입니다</w:t>
+      </w:r>
+    </w:p>
+    <w:tbl>
+      <w:tblPr>
+        <w:tblW w:type="auto" w:w="0"/>
+        <w:tblLayout w:type="fixed"/>
+        <w:tblLook w:firstColumn="1" w:firstRow="1" w:lastColumn="0" w:lastRow="0" w:noHBand="0" w:noVBand="1" w:val="04A0"/>
+      </w:tblPr>
+      <w:tblGrid>
+        <w:gridCol w:w="9638"/>
+      </w:tblGrid>
+      <w:tr>
+        <w:tc>
+          <w:tcPr>
+            <w:tcW w:type="dxa" w:w="9638"/>
+            <w:shd w:val="clear" w:color="auto" w:fill="FAFBFD"/>
+            <w:tcBorders>
+              <w:top w:val="single" w:sz="8" w:space="0" w:color="E2E6EC"/>
+              <w:left w:val="single" w:sz="8" w:space="0" w:color="E2E6EC"/>
+              <w:bottom w:val="single" w:sz="8" w:space="0" w:color="E2E6EC"/>
+              <w:right w:val="single" w:sz="8" w:space="0" w:color="E2E6EC"/>
+            </w:tcBorders>
+            <w:tcMar>
+              <w:top w:w="140" w:type="dxa"/>
+              <w:left w:w="140" w:type="dxa"/>
+              <w:bottom w:w="140" w:type="dxa"/>
+              <w:right w:w="140" w:type="dxa"/>
+            </w:tcMar>
+          </w:tcPr>
+          <w:p>
+            <w:pPr>
+              <w:spacing w:after="20" w:line="312" w:lineRule="auto"/>
+            </w:pPr>
+            <w:r/>
+            <w:r>
+              <w:rPr>
+                <w:rFonts w:ascii="맑은 고딕" w:hAnsi="맑은 고딕" w:eastAsia="맑은 고딕"/>
+                <w:sz w:val="18"/>
+              </w:rPr>
+              <w:t>(① 개조식 요청 뒤 · AI 답)</w:t>
+            </w:r>
+          </w:p>
+          <w:p>
+            <w:pPr>
+              <w:spacing w:after="20" w:line="312" w:lineRule="auto"/>
+            </w:pPr>
+            <w:r>
+              <w:rPr>
+                <w:rFonts w:ascii="맑은 고딕" w:hAnsi="맑은 고딕" w:eastAsia="맑은 고딕"/>
+                <w:sz w:val="18"/>
+              </w:rPr>
+              <w:t>개조식으로 바꿨습니다. 바뀐 예를 보여 드립니다.</w:t>
+            </w:r>
+          </w:p>
+          <w:p>
+            <w:pPr>
+              <w:spacing w:after="20" w:line="312" w:lineRule="auto"/>
+            </w:pPr>
+            <w:r>
+              <w:rPr>
+                <w:rFonts w:ascii="맑은 고딕" w:hAnsi="맑은 고딕" w:eastAsia="맑은 고딕"/>
+                <w:sz w:val="18"/>
+              </w:rPr>
+              <w:t xml:space="preserve">  이전: 학생들이 여러 종목을 이야기했고 그중에서 두 개를 골랐습니다.</w:t>
+            </w:r>
+          </w:p>
+          <w:p>
+            <w:pPr>
+              <w:spacing w:after="20" w:line="312" w:lineRule="auto"/>
+            </w:pPr>
+            <w:r>
+              <w:rPr>
+                <w:rFonts w:ascii="맑은 고딕" w:hAnsi="맑은 고딕" w:eastAsia="맑은 고딕"/>
+                <w:sz w:val="18"/>
+              </w:rPr>
+              <w:t xml:space="preserve">  이후: 후보 종목 논의 후 2개 선정함.</w:t>
+            </w:r>
+          </w:p>
+          <w:p>
+            <w:pPr>
+              <w:spacing w:after="20" w:line="312" w:lineRule="auto"/>
+            </w:pPr>
+            <w:r>
+              <w:rPr>
+                <w:rFonts w:ascii="맑은 고딕" w:hAnsi="맑은 고딕" w:eastAsia="맑은 고딕"/>
+                <w:sz w:val="18"/>
+              </w:rPr>
+              <w:t xml:space="preserve">  이전: 연습 시간은 아직 정하지 못했습니다.</w:t>
+            </w:r>
+          </w:p>
+          <w:p>
+            <w:pPr>
+              <w:spacing w:after="20" w:line="312" w:lineRule="auto"/>
+            </w:pPr>
+            <w:r>
+              <w:rPr>
+                <w:rFonts w:ascii="맑은 고딕" w:hAnsi="맑은 고딕" w:eastAsia="맑은 고딕"/>
+                <w:sz w:val="18"/>
+              </w:rPr>
+              <w:t xml:space="preserve">  이후: 연습 시간 — 미정.</w:t>
+            </w:r>
+          </w:p>
+          <w:p>
+            <w:pPr>
+              <w:spacing w:after="20" w:line="312" w:lineRule="auto"/>
+            </w:pPr>
+            <w:r>
+              <w:rPr>
+                <w:rFonts w:ascii="맑은 고딕" w:hAnsi="맑은 고딕" w:eastAsia="맑은 고딕"/>
+                <w:sz w:val="18"/>
+              </w:rPr>
+            </w:r>
+          </w:p>
+          <w:p>
+            <w:pPr>
+              <w:spacing w:after="20" w:line="312" w:lineRule="auto"/>
+            </w:pPr>
+            <w:r>
+              <w:rPr>
+                <w:rFonts w:ascii="맑은 고딕" w:hAnsi="맑은 고딕" w:eastAsia="맑은 고딕"/>
+                <w:sz w:val="18"/>
+              </w:rPr>
+              <w:t>(② 분량 요청 뒤 · AI 답)</w:t>
+            </w:r>
+          </w:p>
+          <w:p>
+            <w:pPr>
+              <w:spacing w:after="20" w:line="312" w:lineRule="auto"/>
+            </w:pPr>
+            <w:r>
+              <w:rPr>
+                <w:rFonts w:ascii="맑은 고딕" w:hAnsi="맑은 고딕" w:eastAsia="맑은 고딕"/>
+                <w:sz w:val="18"/>
+              </w:rPr>
+              <w:t>A4 반 장 기준으로 ‘논의 내용’의 중복 문장을 덜어냈습니다.</w:t>
+            </w:r>
+          </w:p>
+          <w:p>
+            <w:pPr>
+              <w:spacing w:after="20" w:line="312" w:lineRule="auto"/>
+            </w:pPr>
+            <w:r>
+              <w:rPr>
+                <w:rFonts w:ascii="맑은 고딕" w:hAnsi="맑은 고딕" w:eastAsia="맑은 고딕"/>
+                <w:sz w:val="18"/>
+              </w:rPr>
+              <w:t>‘할 일’ 표와 ‘미결 사항’은 요청하신 대로 줄이지 않았습니다.</w:t>
+            </w:r>
+          </w:p>
+          <w:p>
+            <w:pPr>
+              <w:spacing w:after="20" w:line="312" w:lineRule="auto"/>
+            </w:pPr>
+            <w:r>
+              <w:rPr>
+                <w:rFonts w:ascii="맑은 고딕" w:hAnsi="맑은 고딕" w:eastAsia="맑은 고딕"/>
+                <w:sz w:val="18"/>
+              </w:rPr>
+            </w:r>
+          </w:p>
+          <w:p>
+            <w:pPr>
+              <w:spacing w:after="20" w:line="312" w:lineRule="auto"/>
+            </w:pPr>
+            <w:r>
+              <w:rPr>
+                <w:rFonts w:ascii="맑은 고딕" w:hAnsi="맑은 고딕" w:eastAsia="맑은 고딕"/>
+                <w:sz w:val="18"/>
+              </w:rPr>
+              <w:t>(③ 실명 처리 요청 뒤 · AI 답)</w:t>
+            </w:r>
+          </w:p>
+          <w:p>
+            <w:pPr>
+              <w:spacing w:after="20" w:line="312" w:lineRule="auto"/>
+            </w:pPr>
+            <w:r>
+              <w:rPr>
+                <w:rFonts w:ascii="맑은 고딕" w:hAnsi="맑은 고딕" w:eastAsia="맑은 고딕"/>
+                <w:sz w:val="18"/>
+              </w:rPr>
+              <w:t>실명 2곳을 역할로 바꿨습니다.</w:t>
+            </w:r>
+          </w:p>
+          <w:p>
+            <w:pPr>
+              <w:spacing w:after="20" w:line="312" w:lineRule="auto"/>
+            </w:pPr>
+            <w:r>
+              <w:rPr>
+                <w:rFonts w:ascii="맑은 고딕" w:hAnsi="맑은 고딕" w:eastAsia="맑은 고딕"/>
+                <w:sz w:val="18"/>
+              </w:rPr>
+              <w:t xml:space="preserve">  이전: 민수가 줄다리기를 맡기로 함</w:t>
+            </w:r>
+          </w:p>
+          <w:p>
+            <w:pPr>
+              <w:spacing w:after="20" w:line="312" w:lineRule="auto"/>
+            </w:pPr>
+            <w:r>
+              <w:rPr>
+                <w:rFonts w:ascii="맑은 고딕" w:hAnsi="맑은 고딕" w:eastAsia="맑은 고딕"/>
+                <w:sz w:val="18"/>
+              </w:rPr>
+              <w:t xml:space="preserve">  이후: 줄다리기 담당이 맡기로 함</w:t>
+            </w:r>
+          </w:p>
+          <w:p>
+            <w:pPr>
+              <w:spacing w:after="20" w:line="312" w:lineRule="auto"/>
+            </w:pPr>
+            <w:r>
+              <w:rPr>
+                <w:rFonts w:ascii="맑은 고딕" w:hAnsi="맑은 고딕" w:eastAsia="맑은 고딕"/>
+                <w:sz w:val="18"/>
+              </w:rPr>
+              <w:t xml:space="preserve">  이전: 지훈이가 반대함</w:t>
+            </w:r>
+          </w:p>
+          <w:p>
+            <w:pPr>
+              <w:spacing w:after="20" w:line="312" w:lineRule="auto"/>
+            </w:pPr>
+            <w:r>
+              <w:rPr>
+                <w:rFonts w:ascii="맑은 고딕" w:hAnsi="맑은 고딕" w:eastAsia="맑은 고딕"/>
+                <w:sz w:val="18"/>
+              </w:rPr>
+              <w:t xml:space="preserve">  이후: 반대 의견 1건 있었음</w:t>
+            </w:r>
+          </w:p>
+          <w:p>
+            <w:pPr>
+              <w:spacing w:after="20" w:line="312" w:lineRule="auto"/>
+            </w:pPr>
+            <w:r>
+              <w:rPr>
+                <w:rFonts w:ascii="맑은 고딕" w:hAnsi="맑은 고딕" w:eastAsia="맑은 고딕"/>
+                <w:sz w:val="18"/>
+              </w:rPr>
+            </w:r>
+          </w:p>
+          <w:p>
+            <w:pPr>
+              <w:spacing w:after="20" w:line="312" w:lineRule="auto"/>
+            </w:pPr>
+            <w:r>
+              <w:rPr>
+                <w:rFonts w:ascii="맑은 고딕" w:hAnsi="맑은 고딕" w:eastAsia="맑은 고딕"/>
+                <w:sz w:val="18"/>
+              </w:rPr>
+              <w:t>─────────────────────────────────</w:t>
+            </w:r>
+          </w:p>
+          <w:p>
+            <w:pPr>
+              <w:spacing w:after="20" w:line="312" w:lineRule="auto"/>
+            </w:pPr>
+            <w:r>
+              <w:rPr>
+                <w:rFonts w:ascii="맑은 고딕" w:hAnsi="맑은 고딕" w:eastAsia="맑은 고딕"/>
+                <w:sz w:val="18"/>
+              </w:rPr>
+              <w:t>※ 회의록에서 실명은 조심해서 씁니다.</w:t>
+            </w:r>
+          </w:p>
+          <w:p>
+            <w:pPr>
+              <w:spacing w:after="20" w:line="312" w:lineRule="auto"/>
+            </w:pPr>
+            <w:r>
+              <w:rPr>
+                <w:rFonts w:ascii="맑은 고딕" w:hAnsi="맑은 고딕" w:eastAsia="맑은 고딕"/>
+                <w:sz w:val="18"/>
+              </w:rPr>
+              <w:t xml:space="preserve">   ‘누가 반대했다’가 문서로 남으면 회의 분위기가 달라집니다.</w:t>
+            </w:r>
+          </w:p>
+          <w:p>
+            <w:pPr>
+              <w:spacing w:after="20" w:line="312" w:lineRule="auto"/>
+            </w:pPr>
+            <w:r>
+              <w:rPr>
+                <w:rFonts w:ascii="맑은 고딕" w:hAnsi="맑은 고딕" w:eastAsia="맑은 고딕"/>
+                <w:sz w:val="18"/>
+              </w:rPr>
+              <w:t xml:space="preserve">   결정과 할 일에는 역할을, 반대 의견에는 ‘의견 1건’처럼 적는 편이 안전합니다.</w:t>
+            </w:r>
+          </w:p>
+        </w:tc>
+      </w:tr>
+    </w:tbl>
+    <w:p>
+      <w:pPr>
+        <w:spacing w:after="40"/>
+      </w:pPr>
+    </w:p>
+    <w:p>
+      <w:pPr>
+        <w:spacing w:before="0" w:after="40"/>
+      </w:pPr>
+      <w:r>
+        <w:rPr>
+          <w:rFonts w:ascii="맑은 고딕" w:hAnsi="맑은 고딕" w:eastAsia="맑은 고딕"/>
+          <w:b/>
           <w:color w:val="B3590A"/>
           <w:sz w:val="19"/>
         </w:rPr>
@@ -5582,6 +6959,316 @@
                 <w:sz w:val="20"/>
               </w:rPr>
               <w:t>‘미결 사항’만 다시 써 주세요. 왜 정하지 못했는지와 언제 다시 논의할지를 함께 적어 주세요.</w:t>
+            </w:r>
+          </w:p>
+        </w:tc>
+      </w:tr>
+    </w:tbl>
+    <w:p>
+      <w:pPr>
+        <w:spacing w:after="40"/>
+      </w:pPr>
+    </w:p>
+    <w:p>
+      <w:pPr>
+        <w:spacing w:before="0" w:after="40"/>
+      </w:pPr>
+      <w:r>
+        <w:rPr>
+          <w:rFonts w:ascii="맑은 고딕" w:hAnsi="맑은 고딕" w:eastAsia="맑은 고딕"/>
+          <w:b/>
+          <w:color w:val="5B6675"/>
+          <w:sz w:val="19"/>
+        </w:rPr>
+        <w:t>· 이런 답이 오면 정상입니다</w:t>
+      </w:r>
+    </w:p>
+    <w:tbl>
+      <w:tblPr>
+        <w:tblW w:type="auto" w:w="0"/>
+        <w:tblLayout w:type="fixed"/>
+        <w:tblLook w:firstColumn="1" w:firstRow="1" w:lastColumn="0" w:lastRow="0" w:noHBand="0" w:noVBand="1" w:val="04A0"/>
+      </w:tblPr>
+      <w:tblGrid>
+        <w:gridCol w:w="9638"/>
+      </w:tblGrid>
+      <w:tr>
+        <w:tc>
+          <w:tcPr>
+            <w:tcW w:type="dxa" w:w="9638"/>
+            <w:shd w:val="clear" w:color="auto" w:fill="FAFBFD"/>
+            <w:tcBorders>
+              <w:top w:val="single" w:sz="8" w:space="0" w:color="E2E6EC"/>
+              <w:left w:val="single" w:sz="8" w:space="0" w:color="E2E6EC"/>
+              <w:bottom w:val="single" w:sz="8" w:space="0" w:color="E2E6EC"/>
+              <w:right w:val="single" w:sz="8" w:space="0" w:color="E2E6EC"/>
+            </w:tcBorders>
+            <w:tcMar>
+              <w:top w:w="140" w:type="dxa"/>
+              <w:left w:w="140" w:type="dxa"/>
+              <w:bottom w:w="140" w:type="dxa"/>
+              <w:right w:w="140" w:type="dxa"/>
+            </w:tcMar>
+          </w:tcPr>
+          <w:p>
+            <w:pPr>
+              <w:spacing w:after="20" w:line="312" w:lineRule="auto"/>
+            </w:pPr>
+            <w:r/>
+            <w:r>
+              <w:rPr>
+                <w:rFonts w:ascii="맑은 고딕" w:hAnsi="맑은 고딕" w:eastAsia="맑은 고딕"/>
+                <w:sz w:val="18"/>
+              </w:rPr>
+              <w:t>(① ‘할 일’ 표만 요청 뒤 · AI 답)</w:t>
+            </w:r>
+          </w:p>
+          <w:p>
+            <w:pPr>
+              <w:spacing w:after="20" w:line="312" w:lineRule="auto"/>
+            </w:pPr>
+            <w:r>
+              <w:rPr>
+                <w:rFonts w:ascii="맑은 고딕" w:hAnsi="맑은 고딕" w:eastAsia="맑은 고딕"/>
+                <w:sz w:val="18"/>
+              </w:rPr>
+              <w:t>‘할 일’ 표만 다시 만들었습니다. 다른 항목은 손대지 않았습니다.</w:t>
+            </w:r>
+          </w:p>
+          <w:p>
+            <w:pPr>
+              <w:spacing w:after="20" w:line="312" w:lineRule="auto"/>
+            </w:pPr>
+            <w:r>
+              <w:rPr>
+                <w:rFonts w:ascii="맑은 고딕" w:hAnsi="맑은 고딕" w:eastAsia="맑은 고딕"/>
+                <w:sz w:val="18"/>
+              </w:rPr>
+            </w:r>
+          </w:p>
+          <w:p>
+            <w:pPr>
+              <w:spacing w:after="20" w:line="312" w:lineRule="auto"/>
+            </w:pPr>
+            <w:r>
+              <w:rPr>
+                <w:rFonts w:ascii="맑은 고딕" w:hAnsi="맑은 고딕" w:eastAsia="맑은 고딕"/>
+                <w:sz w:val="18"/>
+              </w:rPr>
+              <w:t>| 담당 | 무엇을 | 언제까지 |</w:t>
+            </w:r>
+          </w:p>
+          <w:p>
+            <w:pPr>
+              <w:spacing w:after="20" w:line="312" w:lineRule="auto"/>
+            </w:pPr>
+            <w:r>
+              <w:rPr>
+                <w:rFonts w:ascii="맑은 고딕" w:hAnsi="맑은 고딕" w:eastAsia="맑은 고딕"/>
+                <w:sz w:val="18"/>
+              </w:rPr>
+              <w:t>|---|---|---|</w:t>
+            </w:r>
+          </w:p>
+          <w:p>
+            <w:pPr>
+              <w:spacing w:after="20" w:line="312" w:lineRule="auto"/>
+            </w:pPr>
+            <w:r>
+              <w:rPr>
+                <w:rFonts w:ascii="맑은 고딕" w:hAnsi="맑은 고딕" w:eastAsia="맑은 고딕"/>
+                <w:sz w:val="18"/>
+              </w:rPr>
+              <w:t>| 체육부장 | 연습 시간 정해서 공지 | (기한 미정) |</w:t>
+            </w:r>
+          </w:p>
+          <w:p>
+            <w:pPr>
+              <w:spacing w:after="20" w:line="312" w:lineRule="auto"/>
+            </w:pPr>
+            <w:r>
+              <w:rPr>
+                <w:rFonts w:ascii="맑은 고딕" w:hAnsi="맑은 고딕" w:eastAsia="맑은 고딕"/>
+                <w:sz w:val="18"/>
+              </w:rPr>
+              <w:t>| 줄다리기 담당 | 참가 인원 모으기 | (기한 미정) |</w:t>
+            </w:r>
+          </w:p>
+          <w:p>
+            <w:pPr>
+              <w:spacing w:after="20" w:line="312" w:lineRule="auto"/>
+            </w:pPr>
+            <w:r>
+              <w:rPr>
+                <w:rFonts w:ascii="맑은 고딕" w:hAnsi="맑은 고딕" w:eastAsia="맑은 고딕"/>
+                <w:sz w:val="18"/>
+              </w:rPr>
+              <w:t>| 계주 담당 | 주자 4명 정하기 | (기한 미정) |</w:t>
+            </w:r>
+          </w:p>
+          <w:p>
+            <w:pPr>
+              <w:spacing w:after="20" w:line="312" w:lineRule="auto"/>
+            </w:pPr>
+            <w:r>
+              <w:rPr>
+                <w:rFonts w:ascii="맑은 고딕" w:hAnsi="맑은 고딕" w:eastAsia="맑은 고딕"/>
+                <w:sz w:val="18"/>
+              </w:rPr>
+            </w:r>
+          </w:p>
+          <w:p>
+            <w:pPr>
+              <w:spacing w:after="20" w:line="312" w:lineRule="auto"/>
+            </w:pPr>
+            <w:r>
+              <w:rPr>
+                <w:rFonts w:ascii="맑은 고딕" w:hAnsi="맑은 고딕" w:eastAsia="맑은 고딕"/>
+                <w:sz w:val="18"/>
+              </w:rPr>
+              <w:t>※ 기한이 없는 줄이 세 개입니다. 회의에서 정하지 않았다면 그대로 두시고,</w:t>
+            </w:r>
+          </w:p>
+          <w:p>
+            <w:pPr>
+              <w:spacing w:after="20" w:line="312" w:lineRule="auto"/>
+            </w:pPr>
+            <w:r>
+              <w:rPr>
+                <w:rFonts w:ascii="맑은 고딕" w:hAnsi="맑은 고딕" w:eastAsia="맑은 고딕"/>
+                <w:sz w:val="18"/>
+              </w:rPr>
+              <w:t xml:space="preserve">   ‘미결 사항’에 “할 일 기한 전부 미정”을 함께 적어 두시길 권합니다.</w:t>
+            </w:r>
+          </w:p>
+          <w:p>
+            <w:pPr>
+              <w:spacing w:after="20" w:line="312" w:lineRule="auto"/>
+            </w:pPr>
+            <w:r>
+              <w:rPr>
+                <w:rFonts w:ascii="맑은 고딕" w:hAnsi="맑은 고딕" w:eastAsia="맑은 고딕"/>
+                <w:sz w:val="18"/>
+              </w:rPr>
+            </w:r>
+          </w:p>
+          <w:p>
+            <w:pPr>
+              <w:spacing w:after="20" w:line="312" w:lineRule="auto"/>
+            </w:pPr>
+            <w:r>
+              <w:rPr>
+                <w:rFonts w:ascii="맑은 고딕" w:hAnsi="맑은 고딕" w:eastAsia="맑은 고딕"/>
+                <w:sz w:val="18"/>
+              </w:rPr>
+              <w:t>(② ‘미결 사항’만 요청 뒤 · AI 답)</w:t>
+            </w:r>
+          </w:p>
+          <w:p>
+            <w:pPr>
+              <w:spacing w:after="20" w:line="312" w:lineRule="auto"/>
+            </w:pPr>
+            <w:r>
+              <w:rPr>
+                <w:rFonts w:ascii="맑은 고딕" w:hAnsi="맑은 고딕" w:eastAsia="맑은 고딕"/>
+                <w:sz w:val="18"/>
+              </w:rPr>
+              <w:t>6. 미결 사항</w:t>
+            </w:r>
+          </w:p>
+          <w:p>
+            <w:pPr>
+              <w:spacing w:after="20" w:line="312" w:lineRule="auto"/>
+            </w:pPr>
+            <w:r>
+              <w:rPr>
+                <w:rFonts w:ascii="맑은 고딕" w:hAnsi="맑은 고딕" w:eastAsia="맑은 고딕"/>
+                <w:sz w:val="18"/>
+              </w:rPr>
+              <w:t>· 연습 시간 — 미정</w:t>
+            </w:r>
+          </w:p>
+          <w:p>
+            <w:pPr>
+              <w:spacing w:after="20" w:line="312" w:lineRule="auto"/>
+            </w:pPr>
+            <w:r>
+              <w:rPr>
+                <w:rFonts w:ascii="맑은 고딕" w:hAnsi="맑은 고딕" w:eastAsia="맑은 고딕"/>
+                <w:sz w:val="18"/>
+              </w:rPr>
+              <w:t>· 응원 담당 — 논의는 있었으나 확정 여부 확인 필요</w:t>
+            </w:r>
+          </w:p>
+          <w:p>
+            <w:pPr>
+              <w:spacing w:after="20" w:line="312" w:lineRule="auto"/>
+            </w:pPr>
+            <w:r>
+              <w:rPr>
+                <w:rFonts w:ascii="맑은 고딕" w:hAnsi="맑은 고딕" w:eastAsia="맑은 고딕"/>
+                <w:sz w:val="18"/>
+              </w:rPr>
+              <w:t>· 다음 회의 일정 — 미정</w:t>
+            </w:r>
+          </w:p>
+          <w:p>
+            <w:pPr>
+              <w:spacing w:after="20" w:line="312" w:lineRule="auto"/>
+            </w:pPr>
+            <w:r>
+              <w:rPr>
+                <w:rFonts w:ascii="맑은 고딕" w:hAnsi="맑은 고딕" w:eastAsia="맑은 고딕"/>
+                <w:sz w:val="18"/>
+              </w:rPr>
+              <w:t>· 할 일 3건의 기한 — 전부 미정</w:t>
+            </w:r>
+          </w:p>
+          <w:p>
+            <w:pPr>
+              <w:spacing w:after="20" w:line="312" w:lineRule="auto"/>
+            </w:pPr>
+            <w:r>
+              <w:rPr>
+                <w:rFonts w:ascii="맑은 고딕" w:hAnsi="맑은 고딕" w:eastAsia="맑은 고딕"/>
+                <w:sz w:val="18"/>
+              </w:rPr>
+            </w:r>
+          </w:p>
+          <w:p>
+            <w:pPr>
+              <w:spacing w:after="20" w:line="312" w:lineRule="auto"/>
+            </w:pPr>
+            <w:r>
+              <w:rPr>
+                <w:rFonts w:ascii="맑은 고딕" w:hAnsi="맑은 고딕" w:eastAsia="맑은 고딕"/>
+                <w:sz w:val="18"/>
+              </w:rPr>
+              <w:t>─────────────────────────────────</w:t>
+            </w:r>
+          </w:p>
+          <w:p>
+            <w:pPr>
+              <w:spacing w:after="20" w:line="312" w:lineRule="auto"/>
+            </w:pPr>
+            <w:r>
+              <w:rPr>
+                <w:rFonts w:ascii="맑은 고딕" w:hAnsi="맑은 고딕" w:eastAsia="맑은 고딕"/>
+                <w:sz w:val="18"/>
+              </w:rPr>
+              <w:t>※ ‘(기한 미정)’이 눈에 거슬리는 것이 정상입니다.</w:t>
+            </w:r>
+          </w:p>
+          <w:p>
+            <w:pPr>
+              <w:spacing w:after="20" w:line="312" w:lineRule="auto"/>
+            </w:pPr>
+            <w:r>
+              <w:rPr>
+                <w:rFonts w:ascii="맑은 고딕" w:hAnsi="맑은 고딕" w:eastAsia="맑은 고딕"/>
+                <w:sz w:val="18"/>
+              </w:rPr>
+              <w:t xml:space="preserve">   그 거슬림이 다음 회의에서 기한을 정하게 만듭니다. 지우지 마세요.</w:t>
             </w:r>
           </w:p>
         </w:tc>
@@ -6699,6 +8386,234 @@
         <w:rPr>
           <w:rFonts w:ascii="맑은 고딕" w:hAnsi="맑은 고딕" w:eastAsia="맑은 고딕"/>
           <w:b/>
+          <w:color w:val="5B6675"/>
+          <w:sz w:val="19"/>
+        </w:rPr>
+        <w:t>· 이런 답이 오면 정상입니다</w:t>
+      </w:r>
+    </w:p>
+    <w:tbl>
+      <w:tblPr>
+        <w:tblW w:type="auto" w:w="0"/>
+        <w:tblLayout w:type="fixed"/>
+        <w:tblLook w:firstColumn="1" w:firstRow="1" w:lastColumn="0" w:lastRow="0" w:noHBand="0" w:noVBand="1" w:val="04A0"/>
+      </w:tblPr>
+      <w:tblGrid>
+        <w:gridCol w:w="9638"/>
+      </w:tblGrid>
+      <w:tr>
+        <w:tc>
+          <w:tcPr>
+            <w:tcW w:type="dxa" w:w="9638"/>
+            <w:shd w:val="clear" w:color="auto" w:fill="FAFBFD"/>
+            <w:tcBorders>
+              <w:top w:val="single" w:sz="8" w:space="0" w:color="E2E6EC"/>
+              <w:left w:val="single" w:sz="8" w:space="0" w:color="E2E6EC"/>
+              <w:bottom w:val="single" w:sz="8" w:space="0" w:color="E2E6EC"/>
+              <w:right w:val="single" w:sz="8" w:space="0" w:color="E2E6EC"/>
+            </w:tcBorders>
+            <w:tcMar>
+              <w:top w:w="140" w:type="dxa"/>
+              <w:left w:w="140" w:type="dxa"/>
+              <w:bottom w:w="140" w:type="dxa"/>
+              <w:right w:w="140" w:type="dxa"/>
+            </w:tcMar>
+          </w:tcPr>
+          <w:p>
+            <w:pPr>
+              <w:spacing w:after="20" w:line="312" w:lineRule="auto"/>
+            </w:pPr>
+            <w:r/>
+            <w:r>
+              <w:rPr>
+                <w:rFonts w:ascii="맑은 고딕" w:hAnsi="맑은 고딕" w:eastAsia="맑은 고딕"/>
+                <w:sz w:val="18"/>
+              </w:rPr>
+              <w:t>(AI 답 — 결석한 반 학생 입장)</w:t>
+            </w:r>
+          </w:p>
+          <w:p>
+            <w:pPr>
+              <w:spacing w:after="20" w:line="312" w:lineRule="auto"/>
+            </w:pPr>
+            <w:r>
+              <w:rPr>
+                <w:rFonts w:ascii="맑은 고딕" w:hAnsi="맑은 고딕" w:eastAsia="맑은 고딕"/>
+                <w:sz w:val="18"/>
+              </w:rPr>
+              <w:t>이 회의록만 읽고는 제가 내일 무엇을 해야 할지 알 수 없습니다. 세 가지입니다.</w:t>
+            </w:r>
+          </w:p>
+          <w:p>
+            <w:pPr>
+              <w:spacing w:after="20" w:line="312" w:lineRule="auto"/>
+            </w:pPr>
+            <w:r>
+              <w:rPr>
+                <w:rFonts w:ascii="맑은 고딕" w:hAnsi="맑은 고딕" w:eastAsia="맑은 고딕"/>
+                <w:sz w:val="18"/>
+              </w:rPr>
+            </w:r>
+          </w:p>
+          <w:p>
+            <w:pPr>
+              <w:spacing w:after="20" w:line="312" w:lineRule="auto"/>
+            </w:pPr>
+            <w:r>
+              <w:rPr>
+                <w:rFonts w:ascii="맑은 고딕" w:hAnsi="맑은 고딕" w:eastAsia="맑은 고딕"/>
+                <w:sz w:val="18"/>
+              </w:rPr>
+              <w:t>1. 제가 줄다리기와 계주 중 어느 쪽인지 알 수 없습니다.</w:t>
+            </w:r>
+          </w:p>
+          <w:p>
+            <w:pPr>
+              <w:spacing w:after="20" w:line="312" w:lineRule="auto"/>
+            </w:pPr>
+            <w:r>
+              <w:rPr>
+                <w:rFonts w:ascii="맑은 고딕" w:hAnsi="맑은 고딕" w:eastAsia="맑은 고딕"/>
+                <w:sz w:val="18"/>
+              </w:rPr>
+              <w:t xml:space="preserve">   ‘참가 인원 모으기’가 할 일에 있는데, 언제 어디서 신청하는지가 없습니다.</w:t>
+            </w:r>
+          </w:p>
+          <w:p>
+            <w:pPr>
+              <w:spacing w:after="20" w:line="312" w:lineRule="auto"/>
+            </w:pPr>
+            <w:r>
+              <w:rPr>
+                <w:rFonts w:ascii="맑은 고딕" w:hAnsi="맑은 고딕" w:eastAsia="맑은 고딕"/>
+                <w:sz w:val="18"/>
+              </w:rPr>
+              <w:t>2. 연습 시간이 미정이라 언제 나와야 하는지 알 수 없습니다.</w:t>
+            </w:r>
+          </w:p>
+          <w:p>
+            <w:pPr>
+              <w:spacing w:after="20" w:line="312" w:lineRule="auto"/>
+            </w:pPr>
+            <w:r>
+              <w:rPr>
+                <w:rFonts w:ascii="맑은 고딕" w:hAnsi="맑은 고딕" w:eastAsia="맑은 고딕"/>
+                <w:sz w:val="18"/>
+              </w:rPr>
+              <w:t xml:space="preserve">   다음 공지가 어디에 올라오는지(단톡방인지 교실 게시판인지)도 없습니다.</w:t>
+            </w:r>
+          </w:p>
+          <w:p>
+            <w:pPr>
+              <w:spacing w:after="20" w:line="312" w:lineRule="auto"/>
+            </w:pPr>
+            <w:r>
+              <w:rPr>
+                <w:rFonts w:ascii="맑은 고딕" w:hAnsi="맑은 고딕" w:eastAsia="맑은 고딕"/>
+                <w:sz w:val="18"/>
+              </w:rPr>
+              <w:t>3. 응원 담당이 확인 필요로 되어 있어, 제가 지원해도 되는 것인지 알 수 없습니다.</w:t>
+            </w:r>
+          </w:p>
+          <w:p>
+            <w:pPr>
+              <w:spacing w:after="20" w:line="312" w:lineRule="auto"/>
+            </w:pPr>
+            <w:r>
+              <w:rPr>
+                <w:rFonts w:ascii="맑은 고딕" w:hAnsi="맑은 고딕" w:eastAsia="맑은 고딕"/>
+                <w:sz w:val="18"/>
+              </w:rPr>
+            </w:r>
+          </w:p>
+          <w:p>
+            <w:pPr>
+              <w:spacing w:after="20" w:line="312" w:lineRule="auto"/>
+            </w:pPr>
+            <w:r>
+              <w:rPr>
+                <w:rFonts w:ascii="맑은 고딕" w:hAnsi="맑은 고딕" w:eastAsia="맑은 고딕"/>
+                <w:sz w:val="18"/>
+              </w:rPr>
+              <w:t>─────────────────────────────────</w:t>
+            </w:r>
+          </w:p>
+          <w:p>
+            <w:pPr>
+              <w:spacing w:after="20" w:line="312" w:lineRule="auto"/>
+            </w:pPr>
+            <w:r>
+              <w:rPr>
+                <w:rFonts w:ascii="맑은 고딕" w:hAnsi="맑은 고딕" w:eastAsia="맑은 고딕"/>
+                <w:sz w:val="18"/>
+              </w:rPr>
+              <w:t>※ 이 지적이 아프면 잘 된 것입니다.</w:t>
+            </w:r>
+          </w:p>
+          <w:p>
+            <w:pPr>
+              <w:spacing w:after="20" w:line="312" w:lineRule="auto"/>
+            </w:pPr>
+            <w:r>
+              <w:rPr>
+                <w:rFonts w:ascii="맑은 고딕" w:hAnsi="맑은 고딕" w:eastAsia="맑은 고딕"/>
+                <w:sz w:val="18"/>
+              </w:rPr>
+              <w:t xml:space="preserve">   회의록은 ‘참석한 사람이 기억을 되살리는 문서’가 아니라</w:t>
+            </w:r>
+          </w:p>
+          <w:p>
+            <w:pPr>
+              <w:spacing w:after="20" w:line="312" w:lineRule="auto"/>
+            </w:pPr>
+            <w:r>
+              <w:rPr>
+                <w:rFonts w:ascii="맑은 고딕" w:hAnsi="맑은 고딕" w:eastAsia="맑은 고딕"/>
+                <w:sz w:val="18"/>
+              </w:rPr>
+              <w:t xml:space="preserve">   ‘참석하지 못한 사람이 행동할 수 있게 하는 문서’입니다.</w:t>
+            </w:r>
+          </w:p>
+          <w:p>
+            <w:pPr>
+              <w:spacing w:after="20" w:line="312" w:lineRule="auto"/>
+            </w:pPr>
+            <w:r>
+              <w:rPr>
+                <w:rFonts w:ascii="맑은 고딕" w:hAnsi="맑은 고딕" w:eastAsia="맑은 고딕"/>
+                <w:sz w:val="18"/>
+              </w:rPr>
+              <w:t>※ 세 가지를 다 고칠 필요는 없습니다. 다만 고치지 않은 것은</w:t>
+            </w:r>
+          </w:p>
+          <w:p>
+            <w:pPr>
+              <w:spacing w:after="20" w:line="312" w:lineRule="auto"/>
+            </w:pPr>
+            <w:r>
+              <w:rPr>
+                <w:rFonts w:ascii="맑은 고딕" w:hAnsi="맑은 고딕" w:eastAsia="맑은 고딕"/>
+                <w:sz w:val="18"/>
+              </w:rPr>
+              <w:t xml:space="preserve">   ‘미결 사항’에 남겨야 합니다 — 모르는 채로 두지 않는 것이 핵심입니다.</w:t>
+            </w:r>
+          </w:p>
+        </w:tc>
+      </w:tr>
+    </w:tbl>
+    <w:p>
+      <w:pPr>
+        <w:spacing w:after="40"/>
+      </w:pPr>
+    </w:p>
+    <w:p>
+      <w:pPr>
+        <w:spacing w:before="0" w:after="40"/>
+      </w:pPr>
+      <w:r>
+        <w:rPr>
+          <w:rFonts w:ascii="맑은 고딕" w:hAnsi="맑은 고딕" w:eastAsia="맑은 고딕"/>
+          <w:b/>
           <w:color w:val="B3590A"/>
           <w:sz w:val="19"/>
         </w:rPr>
@@ -7012,6 +8927,303 @@
                 <w:sz w:val="20"/>
               </w:rPr>
               <w:t>※ 이 스텝에서는 AI를 쓰지 않습니다. 내 머리와 내 손으로 합니다.</w:t>
+            </w:r>
+          </w:p>
+        </w:tc>
+      </w:tr>
+    </w:tbl>
+    <w:p>
+      <w:pPr>
+        <w:spacing w:after="40"/>
+      </w:pPr>
+    </w:p>
+    <w:p>
+      <w:pPr>
+        <w:spacing w:before="0" w:after="40"/>
+      </w:pPr>
+      <w:r>
+        <w:rPr>
+          <w:rFonts w:ascii="맑은 고딕" w:hAnsi="맑은 고딕" w:eastAsia="맑은 고딕"/>
+          <w:b/>
+          <w:color w:val="5B6675"/>
+          <w:sz w:val="19"/>
+        </w:rPr>
+        <w:t>· 이런 답이 오면 정상입니다</w:t>
+      </w:r>
+    </w:p>
+    <w:tbl>
+      <w:tblPr>
+        <w:tblW w:type="auto" w:w="0"/>
+        <w:tblLayout w:type="fixed"/>
+        <w:tblLook w:firstColumn="1" w:firstRow="1" w:lastColumn="0" w:lastRow="0" w:noHBand="0" w:noVBand="1" w:val="04A0"/>
+      </w:tblPr>
+      <w:tblGrid>
+        <w:gridCol w:w="9638"/>
+      </w:tblGrid>
+      <w:tr>
+        <w:tc>
+          <w:tcPr>
+            <w:tcW w:type="dxa" w:w="9638"/>
+            <w:shd w:val="clear" w:color="auto" w:fill="FAFBFD"/>
+            <w:tcBorders>
+              <w:top w:val="single" w:sz="8" w:space="0" w:color="E2E6EC"/>
+              <w:left w:val="single" w:sz="8" w:space="0" w:color="E2E6EC"/>
+              <w:bottom w:val="single" w:sz="8" w:space="0" w:color="E2E6EC"/>
+              <w:right w:val="single" w:sz="8" w:space="0" w:color="E2E6EC"/>
+            </w:tcBorders>
+            <w:tcMar>
+              <w:top w:w="140" w:type="dxa"/>
+              <w:left w:w="140" w:type="dxa"/>
+              <w:bottom w:w="140" w:type="dxa"/>
+              <w:right w:w="140" w:type="dxa"/>
+            </w:tcMar>
+          </w:tcPr>
+          <w:p>
+            <w:pPr>
+              <w:spacing w:after="20" w:line="312" w:lineRule="auto"/>
+            </w:pPr>
+            <w:r/>
+            <w:r>
+              <w:rPr>
+                <w:rFonts w:ascii="맑은 고딕" w:hAnsi="맑은 고딕" w:eastAsia="맑은 고딕"/>
+                <w:sz w:val="18"/>
+              </w:rPr>
+              <w:t>(이 스텝은 AI를 쓰지 않습니다. 아래는 다 고친 뒤의 모습입니다.)</w:t>
+            </w:r>
+          </w:p>
+          <w:p>
+            <w:pPr>
+              <w:spacing w:after="20" w:line="312" w:lineRule="auto"/>
+            </w:pPr>
+            <w:r>
+              <w:rPr>
+                <w:rFonts w:ascii="맑은 고딕" w:hAnsi="맑은 고딕" w:eastAsia="맑은 고딕"/>
+                <w:sz w:val="18"/>
+              </w:rPr>
+            </w:r>
+          </w:p>
+          <w:p>
+            <w:pPr>
+              <w:spacing w:after="20" w:line="312" w:lineRule="auto"/>
+            </w:pPr>
+            <w:r>
+              <w:rPr>
+                <w:rFonts w:ascii="맑은 고딕" w:hAnsi="맑은 고딕" w:eastAsia="맑은 고딕"/>
+                <w:sz w:val="18"/>
+              </w:rPr>
+              <w:t>4. 결정 사항</w:t>
+            </w:r>
+          </w:p>
+          <w:p>
+            <w:pPr>
+              <w:spacing w:after="20" w:line="312" w:lineRule="auto"/>
+            </w:pPr>
+            <w:r>
+              <w:rPr>
+                <w:rFonts w:ascii="맑은 고딕" w:hAnsi="맑은 고딕" w:eastAsia="맑은 고딕"/>
+                <w:sz w:val="18"/>
+              </w:rPr>
+              <w:t>· 반 대표 종목을 줄다리기와 계주로 정함</w:t>
+            </w:r>
+          </w:p>
+          <w:p>
+            <w:pPr>
+              <w:spacing w:after="20" w:line="312" w:lineRule="auto"/>
+            </w:pPr>
+            <w:r>
+              <w:rPr>
+                <w:rFonts w:ascii="맑은 고딕" w:hAnsi="맑은 고딕" w:eastAsia="맑은 고딕"/>
+                <w:sz w:val="18"/>
+              </w:rPr>
+              <w:t>· 공지는 학급 단톡방에 올리기로 함          ← 내가 추가</w:t>
+            </w:r>
+          </w:p>
+          <w:p>
+            <w:pPr>
+              <w:spacing w:after="20" w:line="312" w:lineRule="auto"/>
+            </w:pPr>
+            <w:r>
+              <w:rPr>
+                <w:rFonts w:ascii="맑은 고딕" w:hAnsi="맑은 고딕" w:eastAsia="맑은 고딕"/>
+                <w:sz w:val="18"/>
+              </w:rPr>
+            </w:r>
+          </w:p>
+          <w:p>
+            <w:pPr>
+              <w:spacing w:after="20" w:line="312" w:lineRule="auto"/>
+            </w:pPr>
+            <w:r>
+              <w:rPr>
+                <w:rFonts w:ascii="맑은 고딕" w:hAnsi="맑은 고딕" w:eastAsia="맑은 고딕"/>
+                <w:sz w:val="18"/>
+              </w:rPr>
+              <w:t>5. 할 일</w:t>
+            </w:r>
+          </w:p>
+          <w:p>
+            <w:pPr>
+              <w:spacing w:after="20" w:line="312" w:lineRule="auto"/>
+            </w:pPr>
+            <w:r>
+              <w:rPr>
+                <w:rFonts w:ascii="맑은 고딕" w:hAnsi="맑은 고딕" w:eastAsia="맑은 고딕"/>
+                <w:sz w:val="18"/>
+              </w:rPr>
+              <w:t>| 담당 | 무엇을 | 언제까지 |</w:t>
+            </w:r>
+          </w:p>
+          <w:p>
+            <w:pPr>
+              <w:spacing w:after="20" w:line="312" w:lineRule="auto"/>
+            </w:pPr>
+            <w:r>
+              <w:rPr>
+                <w:rFonts w:ascii="맑은 고딕" w:hAnsi="맑은 고딕" w:eastAsia="맑은 고딕"/>
+                <w:sz w:val="18"/>
+              </w:rPr>
+              <w:t>| 체육부장 | 연습 시간 정해 단톡방 공지 | 9월 15일까지 |   ← 내가 기한을 넣음</w:t>
+            </w:r>
+          </w:p>
+          <w:p>
+            <w:pPr>
+              <w:spacing w:after="20" w:line="312" w:lineRule="auto"/>
+            </w:pPr>
+            <w:r>
+              <w:rPr>
+                <w:rFonts w:ascii="맑은 고딕" w:hAnsi="맑은 고딕" w:eastAsia="맑은 고딕"/>
+                <w:sz w:val="18"/>
+              </w:rPr>
+              <w:t>| 줄다리기 담당 | 참가 신청 받기 | 9월 15일까지 |</w:t>
+            </w:r>
+          </w:p>
+          <w:p>
+            <w:pPr>
+              <w:spacing w:after="20" w:line="312" w:lineRule="auto"/>
+            </w:pPr>
+            <w:r>
+              <w:rPr>
+                <w:rFonts w:ascii="맑은 고딕" w:hAnsi="맑은 고딕" w:eastAsia="맑은 고딕"/>
+                <w:sz w:val="18"/>
+              </w:rPr>
+              <w:t>| 계주 담당 | 주자 4명 정하기 | (기한 미정) |</w:t>
+            </w:r>
+          </w:p>
+          <w:p>
+            <w:pPr>
+              <w:spacing w:after="20" w:line="312" w:lineRule="auto"/>
+            </w:pPr>
+            <w:r>
+              <w:rPr>
+                <w:rFonts w:ascii="맑은 고딕" w:hAnsi="맑은 고딕" w:eastAsia="맑은 고딕"/>
+                <w:sz w:val="18"/>
+              </w:rPr>
+            </w:r>
+          </w:p>
+          <w:p>
+            <w:pPr>
+              <w:spacing w:after="20" w:line="312" w:lineRule="auto"/>
+            </w:pPr>
+            <w:r>
+              <w:rPr>
+                <w:rFonts w:ascii="맑은 고딕" w:hAnsi="맑은 고딕" w:eastAsia="맑은 고딕"/>
+                <w:sz w:val="18"/>
+              </w:rPr>
+              <w:t>6. 미결 사항</w:t>
+            </w:r>
+          </w:p>
+          <w:p>
+            <w:pPr>
+              <w:spacing w:after="20" w:line="312" w:lineRule="auto"/>
+            </w:pPr>
+            <w:r>
+              <w:rPr>
+                <w:rFonts w:ascii="맑은 고딕" w:hAnsi="맑은 고딕" w:eastAsia="맑은 고딕"/>
+                <w:sz w:val="18"/>
+              </w:rPr>
+              <w:t>· 응원 담당 — 확정 여부 확인 필요</w:t>
+            </w:r>
+          </w:p>
+          <w:p>
+            <w:pPr>
+              <w:spacing w:after="20" w:line="312" w:lineRule="auto"/>
+            </w:pPr>
+            <w:r>
+              <w:rPr>
+                <w:rFonts w:ascii="맑은 고딕" w:hAnsi="맑은 고딕" w:eastAsia="맑은 고딕"/>
+                <w:sz w:val="18"/>
+              </w:rPr>
+              <w:t>· 계주 주자 선정 기한 — 미정</w:t>
+            </w:r>
+          </w:p>
+          <w:p>
+            <w:pPr>
+              <w:spacing w:after="20" w:line="312" w:lineRule="auto"/>
+            </w:pPr>
+            <w:r>
+              <w:rPr>
+                <w:rFonts w:ascii="맑은 고딕" w:hAnsi="맑은 고딕" w:eastAsia="맑은 고딕"/>
+                <w:sz w:val="18"/>
+              </w:rPr>
+            </w:r>
+          </w:p>
+          <w:p>
+            <w:pPr>
+              <w:spacing w:after="20" w:line="312" w:lineRule="auto"/>
+            </w:pPr>
+            <w:r>
+              <w:rPr>
+                <w:rFonts w:ascii="맑은 고딕" w:hAnsi="맑은 고딕" w:eastAsia="맑은 고딕"/>
+                <w:sz w:val="18"/>
+              </w:rPr>
+              <w:t>작성 : 2학년 3반 홍길동</w:t>
+            </w:r>
+          </w:p>
+          <w:p>
+            <w:pPr>
+              <w:spacing w:after="20" w:line="312" w:lineRule="auto"/>
+            </w:pPr>
+            <w:r>
+              <w:rPr>
+                <w:rFonts w:ascii="맑은 고딕" w:hAnsi="맑은 고딕" w:eastAsia="맑은 고딕"/>
+                <w:sz w:val="18"/>
+              </w:rPr>
+            </w:r>
+          </w:p>
+          <w:p>
+            <w:pPr>
+              <w:spacing w:after="20" w:line="312" w:lineRule="auto"/>
+            </w:pPr>
+            <w:r>
+              <w:rPr>
+                <w:rFonts w:ascii="맑은 고딕" w:hAnsi="맑은 고딕" w:eastAsia="맑은 고딕"/>
+                <w:sz w:val="18"/>
+              </w:rPr>
+              <w:t>─────────────────────────────────</w:t>
+            </w:r>
+          </w:p>
+          <w:p>
+            <w:pPr>
+              <w:spacing w:after="20" w:line="312" w:lineRule="auto"/>
+            </w:pPr>
+            <w:r>
+              <w:rPr>
+                <w:rFonts w:ascii="맑은 고딕" w:hAnsi="맑은 고딕" w:eastAsia="맑은 고딕"/>
+                <w:sz w:val="18"/>
+              </w:rPr>
+              <w:t>※ (확인 필요)라는 글자가 한 군데도 남아 있지 않아야 합니다.</w:t>
+            </w:r>
+          </w:p>
+          <w:p>
+            <w:pPr>
+              <w:spacing w:after="20" w:line="312" w:lineRule="auto"/>
+            </w:pPr>
+            <w:r>
+              <w:rPr>
+                <w:rFonts w:ascii="맑은 고딕" w:hAnsi="맑은 고딕" w:eastAsia="맑은 고딕"/>
+                <w:sz w:val="18"/>
+              </w:rPr>
+              <w:t xml:space="preserve">   확인해서 채우거나, 확인이 안 되면 ‘미결 사항’으로 옮기거나 — 둘 중 하나입니다.</w:t>
             </w:r>
           </w:p>
         </w:tc>
@@ -7715,6 +9927,257 @@
                 <w:sz w:val="20"/>
               </w:rPr>
               <w:t>4. 한 곳만 고친다면 어디인가?</w:t>
+            </w:r>
+          </w:p>
+        </w:tc>
+      </w:tr>
+    </w:tbl>
+    <w:p>
+      <w:pPr>
+        <w:spacing w:after="40"/>
+      </w:pPr>
+    </w:p>
+    <w:p>
+      <w:pPr>
+        <w:spacing w:before="0" w:after="40"/>
+      </w:pPr>
+      <w:r>
+        <w:rPr>
+          <w:rFonts w:ascii="맑은 고딕" w:hAnsi="맑은 고딕" w:eastAsia="맑은 고딕"/>
+          <w:b/>
+          <w:color w:val="5B6675"/>
+          <w:sz w:val="19"/>
+        </w:rPr>
+        <w:t>· 이런 답이 오면 정상입니다</w:t>
+      </w:r>
+    </w:p>
+    <w:tbl>
+      <w:tblPr>
+        <w:tblW w:type="auto" w:w="0"/>
+        <w:tblLayout w:type="fixed"/>
+        <w:tblLook w:firstColumn="1" w:firstRow="1" w:lastColumn="0" w:lastRow="0" w:noHBand="0" w:noVBand="1" w:val="04A0"/>
+      </w:tblPr>
+      <w:tblGrid>
+        <w:gridCol w:w="9638"/>
+      </w:tblGrid>
+      <w:tr>
+        <w:tc>
+          <w:tcPr>
+            <w:tcW w:type="dxa" w:w="9638"/>
+            <w:shd w:val="clear" w:color="auto" w:fill="FAFBFD"/>
+            <w:tcBorders>
+              <w:top w:val="single" w:sz="8" w:space="0" w:color="E2E6EC"/>
+              <w:left w:val="single" w:sz="8" w:space="0" w:color="E2E6EC"/>
+              <w:bottom w:val="single" w:sz="8" w:space="0" w:color="E2E6EC"/>
+              <w:right w:val="single" w:sz="8" w:space="0" w:color="E2E6EC"/>
+            </w:tcBorders>
+            <w:tcMar>
+              <w:top w:w="140" w:type="dxa"/>
+              <w:left w:w="140" w:type="dxa"/>
+              <w:bottom w:w="140" w:type="dxa"/>
+              <w:right w:w="140" w:type="dxa"/>
+            </w:tcMar>
+          </w:tcPr>
+          <w:p>
+            <w:pPr>
+              <w:spacing w:after="20" w:line="312" w:lineRule="auto"/>
+            </w:pPr>
+            <w:r/>
+            <w:r>
+              <w:rPr>
+                <w:rFonts w:ascii="맑은 고딕" w:hAnsi="맑은 고딕" w:eastAsia="맑은 고딕"/>
+                <w:sz w:val="18"/>
+              </w:rPr>
+              <w:t>(짝의 회의록을 이 기준으로 읽습니다 — AI를 쓰지 않습니다)</w:t>
+            </w:r>
+          </w:p>
+          <w:p>
+            <w:pPr>
+              <w:spacing w:after="20" w:line="312" w:lineRule="auto"/>
+            </w:pPr>
+            <w:r>
+              <w:rPr>
+                <w:rFonts w:ascii="맑은 고딕" w:hAnsi="맑은 고딕" w:eastAsia="맑은 고딕"/>
+                <w:sz w:val="18"/>
+              </w:rPr>
+            </w:r>
+          </w:p>
+          <w:p>
+            <w:pPr>
+              <w:spacing w:after="20" w:line="312" w:lineRule="auto"/>
+            </w:pPr>
+            <w:r>
+              <w:rPr>
+                <w:rFonts w:ascii="맑은 고딕" w:hAnsi="맑은 고딕" w:eastAsia="맑은 고딕"/>
+                <w:sz w:val="18"/>
+              </w:rPr>
+              <w:t>1. 결석한 사람이 읽고 무엇을 해야 할지 알 수 있는가?</w:t>
+            </w:r>
+          </w:p>
+          <w:p>
+            <w:pPr>
+              <w:spacing w:after="20" w:line="312" w:lineRule="auto"/>
+            </w:pPr>
+            <w:r>
+              <w:rPr>
+                <w:rFonts w:ascii="맑은 고딕" w:hAnsi="맑은 고딕" w:eastAsia="맑은 고딕"/>
+                <w:sz w:val="18"/>
+              </w:rPr>
+              <w:t>2. ‘할 일’에 담당·내용·기한이 모두 있는가?</w:t>
+            </w:r>
+          </w:p>
+          <w:p>
+            <w:pPr>
+              <w:spacing w:after="20" w:line="312" w:lineRule="auto"/>
+            </w:pPr>
+            <w:r>
+              <w:rPr>
+                <w:rFonts w:ascii="맑은 고딕" w:hAnsi="맑은 고딕" w:eastAsia="맑은 고딕"/>
+                <w:sz w:val="18"/>
+              </w:rPr>
+              <w:t>3. 메모에 없던 내용이 남아 있지는 않은가?</w:t>
+            </w:r>
+          </w:p>
+          <w:p>
+            <w:pPr>
+              <w:spacing w:after="20" w:line="312" w:lineRule="auto"/>
+            </w:pPr>
+            <w:r>
+              <w:rPr>
+                <w:rFonts w:ascii="맑은 고딕" w:hAnsi="맑은 고딕" w:eastAsia="맑은 고딕"/>
+                <w:sz w:val="18"/>
+              </w:rPr>
+              <w:t>4. 한 곳만 고친다면 어디인가?</w:t>
+            </w:r>
+          </w:p>
+          <w:p>
+            <w:pPr>
+              <w:spacing w:after="20" w:line="312" w:lineRule="auto"/>
+            </w:pPr>
+            <w:r>
+              <w:rPr>
+                <w:rFonts w:ascii="맑은 고딕" w:hAnsi="맑은 고딕" w:eastAsia="맑은 고딕"/>
+                <w:sz w:val="18"/>
+              </w:rPr>
+            </w:r>
+          </w:p>
+          <w:p>
+            <w:pPr>
+              <w:spacing w:after="20" w:line="312" w:lineRule="auto"/>
+            </w:pPr>
+            <w:r>
+              <w:rPr>
+                <w:rFonts w:ascii="맑은 고딕" w:hAnsi="맑은 고딕" w:eastAsia="맑은 고딕"/>
+                <w:sz w:val="18"/>
+              </w:rPr>
+              <w:t>(대조 예)</w:t>
+            </w:r>
+          </w:p>
+          <w:p>
+            <w:pPr>
+              <w:spacing w:after="20" w:line="312" w:lineRule="auto"/>
+            </w:pPr>
+            <w:r>
+              <w:rPr>
+                <w:rFonts w:ascii="맑은 고딕" w:hAnsi="맑은 고딕" w:eastAsia="맑은 고딕"/>
+                <w:sz w:val="18"/>
+              </w:rPr>
+              <w:t>1) 결석자 기준: 알 수 없음 — 준비물이 적혀 있지 않다</w:t>
+            </w:r>
+          </w:p>
+          <w:p>
+            <w:pPr>
+              <w:spacing w:after="20" w:line="312" w:lineRule="auto"/>
+            </w:pPr>
+            <w:r>
+              <w:rPr>
+                <w:rFonts w:ascii="맑은 고딕" w:hAnsi="맑은 고딕" w:eastAsia="맑은 고딕"/>
+                <w:sz w:val="18"/>
+              </w:rPr>
+              <w:t>2) 할 일: 담당과 내용은 있으나 기한이 두 줄 비어 있다</w:t>
+            </w:r>
+          </w:p>
+          <w:p>
+            <w:pPr>
+              <w:spacing w:after="20" w:line="312" w:lineRule="auto"/>
+            </w:pPr>
+            <w:r>
+              <w:rPr>
+                <w:rFonts w:ascii="맑은 고딕" w:hAnsi="맑은 고딕" w:eastAsia="맑은 고딕"/>
+                <w:sz w:val="18"/>
+              </w:rPr>
+              <w:t>3) 메모에 없던 내용: “전원 찬성”이라고 되어 있는데 실제로는 반대가 1건 있었다고 함</w:t>
+            </w:r>
+          </w:p>
+          <w:p>
+            <w:pPr>
+              <w:spacing w:after="20" w:line="312" w:lineRule="auto"/>
+            </w:pPr>
+            <w:r>
+              <w:rPr>
+                <w:rFonts w:ascii="맑은 고딕" w:hAnsi="맑은 고딕" w:eastAsia="맑은 고딕"/>
+                <w:sz w:val="18"/>
+              </w:rPr>
+              <w:t>4) 고칠 곳: “전원 찬성”을 “반대 1건 있었음”으로</w:t>
+            </w:r>
+          </w:p>
+          <w:p>
+            <w:pPr>
+              <w:spacing w:after="20" w:line="312" w:lineRule="auto"/>
+            </w:pPr>
+            <w:r>
+              <w:rPr>
+                <w:rFonts w:ascii="맑은 고딕" w:hAnsi="맑은 고딕" w:eastAsia="맑은 고딕"/>
+                <w:sz w:val="18"/>
+              </w:rPr>
+            </w:r>
+          </w:p>
+          <w:p>
+            <w:pPr>
+              <w:spacing w:after="20" w:line="312" w:lineRule="auto"/>
+            </w:pPr>
+            <w:r>
+              <w:rPr>
+                <w:rFonts w:ascii="맑은 고딕" w:hAnsi="맑은 고딕" w:eastAsia="맑은 고딕"/>
+                <w:sz w:val="18"/>
+              </w:rPr>
+              <w:t>─────────────────────────────────</w:t>
+            </w:r>
+          </w:p>
+          <w:p>
+            <w:pPr>
+              <w:spacing w:after="20" w:line="312" w:lineRule="auto"/>
+            </w:pPr>
+            <w:r>
+              <w:rPr>
+                <w:rFonts w:ascii="맑은 고딕" w:hAnsi="맑은 고딕" w:eastAsia="맑은 고딕"/>
+                <w:sz w:val="18"/>
+              </w:rPr>
+              <w:t>※ 짝이 없으면 혼자 해도 됩니다.</w:t>
+            </w:r>
+          </w:p>
+          <w:p>
+            <w:pPr>
+              <w:spacing w:after="20" w:line="312" w:lineRule="auto"/>
+            </w:pPr>
+            <w:r>
+              <w:rPr>
+                <w:rFonts w:ascii="맑은 고딕" w:hAnsi="맑은 고딕" w:eastAsia="맑은 고딕"/>
+                <w:sz w:val="18"/>
+              </w:rPr>
+              <w:t xml:space="preserve">   내 회의록을 ‘그날 결석한 친구’라고 생각하고 읽으세요.</w:t>
+            </w:r>
+          </w:p>
+          <w:p>
+            <w:pPr>
+              <w:spacing w:after="20" w:line="312" w:lineRule="auto"/>
+            </w:pPr>
+            <w:r>
+              <w:rPr>
+                <w:rFonts w:ascii="맑은 고딕" w:hAnsi="맑은 고딕" w:eastAsia="맑은 고딕"/>
+                <w:sz w:val="18"/>
+              </w:rPr>
+              <w:t xml:space="preserve">   읽다가 “그래서 나는 뭘 하라는 거지?”가 한 번이라도 나오면 그 자리가 고칠 곳입니다.</w:t>
             </w:r>
           </w:p>
         </w:tc>
